--- a/lessons/7-4/downloads/7-4-notes-teacher.docx
+++ b/lessons/7-4/downloads/7-4-notes-teacher.docx
@@ -14,7 +14,7 @@
           <w:sz w:val="18"/>
           <w:szCs w:val="18"/>
         </w:rPr>
-        <w:t xml:space="preserve">UNIT 7  ·  LESSON 4      STANDARD 6.EE.8</w:t>
+        <w:t xml:space="preserve">UNIT 7  ·  LESSON 4      STANDARD 6.AT.9</w:t>
       </w:r>
     </w:p>
     <w:p>
@@ -1075,7 +1075,7 @@
                           </pic:cNvPicPr>
                         </pic:nvPicPr>
                         <pic:blipFill>
-                          <a:blip r:embed="rId11" cstate="none"/>
+                          <a:blip r:embed="rId9" cstate="none"/>
                           <a:srcRect/>
                           <a:stretch>
                             <a:fillRect/>
@@ -2531,6 +2531,32 @@
     </w:p>
     <w:p>
       <w:pPr>
+        <w:pStyle w:val="Heading2"/>
+        <w:spacing w:after="80" w:before="180"/>
+      </w:pPr>
+      <w:r>
+        <w:rPr>
+          <w:b/>
+          <w:bCs/>
+          <w:color w:val="12355B"/>
+          <w:sz w:val="24"/>
+          <w:szCs w:val="24"/>
+        </w:rPr>
+        <w:t xml:space="preserve">Level 1 Support</w:t>
+      </w:r>
+      <w:r>
+        <w:rPr>
+          <w:i/>
+          <w:iCs/>
+          <w:color w:val="1FA6A2"/>
+          <w:sz w:val="19"/>
+          <w:szCs w:val="19"/>
+        </w:rPr>
+        <w:t xml:space="preserve">   extra scaffolding</w:t>
+      </w:r>
+    </w:p>
+    <w:p>
+      <w:pPr>
         <w:keepNext/>
         <w:spacing w:after="60" w:before="160"/>
       </w:pPr>
@@ -2791,6 +2817,32 @@
     </w:tbl>
     <w:p>
       <w:pPr>
+        <w:pStyle w:val="Heading2"/>
+        <w:spacing w:after="80" w:before="180"/>
+      </w:pPr>
+      <w:r>
+        <w:rPr>
+          <w:b/>
+          <w:bCs/>
+          <w:color w:val="12355B"/>
+          <w:sz w:val="24"/>
+          <w:szCs w:val="24"/>
+        </w:rPr>
+        <w:t xml:space="preserve">On Level</w:t>
+      </w:r>
+      <w:r>
+        <w:rPr>
+          <w:i/>
+          <w:iCs/>
+          <w:color w:val="12355B"/>
+          <w:sz w:val="19"/>
+          <w:szCs w:val="19"/>
+        </w:rPr>
+        <w:t xml:space="preserve">   grade-level practice</w:t>
+      </w:r>
+    </w:p>
+    <w:p>
+      <w:pPr>
         <w:keepNext/>
         <w:spacing w:after="60" w:before="160"/>
       </w:pPr>
@@ -2921,136 +2973,6 @@
     </w:tbl>
     <w:p>
       <w:pPr>
-        <w:keepNext/>
-        <w:spacing w:after="60" w:before="160"/>
-      </w:pPr>
-      <w:r>
-        <w:rPr>
-          <w:b/>
-          <w:bCs/>
-          <w:color w:val="12355B"/>
-          <w:sz w:val="22"/>
-          <w:szCs w:val="22"/>
-        </w:rPr>
-        <w:t xml:space="preserve">4.  </w:t>
-      </w:r>
-      <w:r>
-        <w:rPr>
-          <w:b/>
-          <w:bCs/>
-          <w:sz w:val="21"/>
-          <w:szCs w:val="21"/>
-        </w:rPr>
-        <w:t xml:space="preserve">A clue says the suspect carried at least 12 stolen gems. Which inequality shows the number g of gems?</w:t>
-      </w:r>
-    </w:p>
-    <w:p>
-      <w:pPr>
-        <w:spacing w:after="40"/>
-        <w:ind w:left="420"/>
-      </w:pPr>
-      <w:r>
-        <w:rPr>
-          <w:sz w:val="20"/>
-          <w:szCs w:val="20"/>
-        </w:rPr>
-        <w:t xml:space="preserve">A)  g ≥ 12</w:t>
-      </w:r>
-    </w:p>
-    <w:p>
-      <w:pPr>
-        <w:spacing w:after="40"/>
-        <w:ind w:left="420"/>
-      </w:pPr>
-      <w:r>
-        <w:rPr>
-          <w:sz w:val="20"/>
-          <w:szCs w:val="20"/>
-        </w:rPr>
-        <w:t xml:space="preserve">B)  g &gt; 12</w:t>
-      </w:r>
-    </w:p>
-    <w:p>
-      <w:pPr>
-        <w:spacing w:after="40"/>
-        <w:ind w:left="420"/>
-      </w:pPr>
-      <w:r>
-        <w:rPr>
-          <w:sz w:val="20"/>
-          <w:szCs w:val="20"/>
-        </w:rPr>
-        <w:t xml:space="preserve">C)  g ≤ 12</w:t>
-      </w:r>
-    </w:p>
-    <w:p>
-      <w:pPr>
-        <w:spacing w:after="40"/>
-        <w:ind w:left="420"/>
-      </w:pPr>
-      <w:r>
-        <w:rPr>
-          <w:sz w:val="20"/>
-          <w:szCs w:val="20"/>
-        </w:rPr>
-        <w:t xml:space="preserve">D)  g &lt; 12</w:t>
-      </w:r>
-    </w:p>
-    <w:p>
-      <w:pPr>
-        <w:spacing w:after="20"/>
-      </w:pPr>
-      <w:r>
-        <w:t xml:space="preserve"/>
-      </w:r>
-    </w:p>
-    <w:tbl>
-      <w:tblPr>
-        <w:tblW w:type="pct" w:w="100%"/>
-        <w:tblBorders>
-          <w:top w:val="single" w:color="C7D2DD" w:sz="6"/>
-          <w:left w:val="single" w:color="C7D2DD" w:sz="6"/>
-          <w:bottom w:val="single" w:color="C7D2DD" w:sz="6"/>
-          <w:right w:val="single" w:color="C7D2DD" w:sz="6"/>
-          <w:insideH w:val="single" w:color="auto" w:sz="4"/>
-          <w:insideV w:val="single" w:color="auto" w:sz="4"/>
-        </w:tblBorders>
-      </w:tblPr>
-      <w:tblGrid>
-        <w:gridCol w:w="100"/>
-      </w:tblGrid>
-      <w:tr>
-        <w:tc>
-          <w:tcPr>
-            <w:shd w:fill="FBF3E2" w:color="auto" w:val="clear"/>
-            <w:tcMar>
-              <w:top w:type="dxa" w:w="60"/>
-              <w:left w:type="dxa" w:w="120"/>
-              <w:bottom w:type="dxa" w:w="60"/>
-              <w:right w:type="dxa" w:w="120"/>
-            </w:tcMar>
-          </w:tcPr>
-          <w:p>
-            <w:pPr>
-              <w:spacing w:after="0" w:line="320"/>
-            </w:pPr>
-            <w:r>
-              <w:t xml:space="preserve"/>
-            </w:r>
-          </w:p>
-          <w:p>
-            <w:pPr>
-              <w:spacing w:after="0" w:line="320"/>
-            </w:pPr>
-            <w:r>
-              <w:t xml:space="preserve"/>
-            </w:r>
-          </w:p>
-        </w:tc>
-      </w:tr>
-    </w:tbl>
-    <w:p>
-      <w:pPr>
         <w:pStyle w:val="Heading1"/>
         <w:pageBreakBefore/>
         <w:pBdr>
@@ -3419,23 +3341,17 @@
     </w:p>
     <w:p>
       <w:pPr>
-        <w:spacing w:after="80"/>
-      </w:pPr>
-      <w:r>
-        <w:rPr>
-          <w:b/>
-          <w:bCs/>
-          <w:sz w:val="21"/>
-          <w:szCs w:val="21"/>
-        </w:rPr>
-        <w:t xml:space="preserve">1.  </w:t>
-      </w:r>
-      <w:r>
-        <w:rPr>
-          <w:sz w:val="21"/>
-          <w:szCs w:val="21"/>
-        </w:rPr>
-        <w:t xml:space="preserve">A)  p ≤ 75</w:t>
+        <w:spacing w:after="100"/>
+      </w:pPr>
+      <w:r>
+        <w:rPr>
+          <w:b/>
+          <w:bCs/>
+          <w:color w:val="B97A12"/>
+          <w:sz w:val="20"/>
+          <w:szCs w:val="20"/>
+        </w:rPr>
+        <w:t xml:space="preserve">Watch for this mistake:  </w:t>
       </w:r>
       <w:r>
         <w:rPr>
@@ -3445,7 +3361,23 @@
           <w:sz w:val="19"/>
           <w:szCs w:val="19"/>
         </w:rPr>
-        <w:t xml:space="preserve">  — 'No more than' means less than or equal to, so p ≤ 75.</w:t>
+        <w:t xml:space="preserve">A common mistake in Write Inequalities is using a strict symbol (&gt; or &lt;) for a phrase that actually includes the boundary value. For 'the suspect is at least 18 years old,' students often write a &gt; 18 instead of the correct a ≥ 18 — this wrongly excludes 18 itself, even though 'at least 18' means 18 counts as a match. The same error happens in reverse with 'at most': for 'the getaway bag holds at most 12 items,' students write n &lt; 12 instead of n ≤ 12. Always ask: does the key phrase include the number ('at least,' 'at most,' 'no more than,' 'no fewer than' → use ≥ or ≤) or exclude it ('more than,' 'fewer than' → use &gt; or &lt;)?</w:t>
+      </w:r>
+    </w:p>
+    <w:p>
+      <w:pPr>
+        <w:pStyle w:val="Heading2"/>
+        <w:spacing w:after="80" w:before="180"/>
+      </w:pPr>
+      <w:r>
+        <w:rPr>
+          <w:b/>
+          <w:bCs/>
+          <w:color w:val="12355B"/>
+          <w:sz w:val="24"/>
+          <w:szCs w:val="24"/>
+        </w:rPr>
+        <w:t xml:space="preserve">Level 1 Support</w:t>
       </w:r>
     </w:p>
     <w:p>
@@ -3459,14 +3391,14 @@
           <w:sz w:val="21"/>
           <w:szCs w:val="21"/>
         </w:rPr>
-        <w:t xml:space="preserve">2.  </w:t>
-      </w:r>
-      <w:r>
-        <w:rPr>
-          <w:sz w:val="21"/>
-          <w:szCs w:val="21"/>
-        </w:rPr>
-        <w:t xml:space="preserve">A)  s &gt; 25</w:t>
+        <w:t xml:space="preserve">1.  </w:t>
+      </w:r>
+      <w:r>
+        <w:rPr>
+          <w:sz w:val="21"/>
+          <w:szCs w:val="21"/>
+        </w:rPr>
+        <w:t xml:space="preserve">A)  p ≤ 75</w:t>
       </w:r>
       <w:r>
         <w:rPr>
@@ -3476,7 +3408,7 @@
           <w:sz w:val="19"/>
           <w:szCs w:val="19"/>
         </w:rPr>
-        <w:t xml:space="preserve">  — 'More than' means strictly greater than, so s &gt; 25.</w:t>
+        <w:t xml:space="preserve">  — 'No more than' means less than or equal to, so p ≤ 75.</w:t>
       </w:r>
     </w:p>
     <w:p>
@@ -3490,14 +3422,14 @@
           <w:sz w:val="21"/>
           <w:szCs w:val="21"/>
         </w:rPr>
-        <w:t xml:space="preserve">3.  </w:t>
-      </w:r>
-      <w:r>
-        <w:rPr>
-          <w:sz w:val="21"/>
-          <w:szCs w:val="21"/>
-        </w:rPr>
-        <w:t xml:space="preserve">A)  t &gt; 2</w:t>
+        <w:t xml:space="preserve">2.  </w:t>
+      </w:r>
+      <w:r>
+        <w:rPr>
+          <w:sz w:val="21"/>
+          <w:szCs w:val="21"/>
+        </w:rPr>
+        <w:t xml:space="preserve">A)  s &gt; 25</w:t>
       </w:r>
       <w:r>
         <w:rPr>
@@ -3507,7 +3439,23 @@
           <w:sz w:val="19"/>
           <w:szCs w:val="19"/>
         </w:rPr>
-        <w:t xml:space="preserve">  — 'More than 2 hours' means strictly greater than: t &gt; 2. Exactly 2 hours is not charged.</w:t>
+        <w:t xml:space="preserve">  — 'More than' means strictly greater than, so s &gt; 25.</w:t>
+      </w:r>
+    </w:p>
+    <w:p>
+      <w:pPr>
+        <w:pStyle w:val="Heading2"/>
+        <w:spacing w:after="80" w:before="180"/>
+      </w:pPr>
+      <w:r>
+        <w:rPr>
+          <w:b/>
+          <w:bCs/>
+          <w:color w:val="12355B"/>
+          <w:sz w:val="24"/>
+          <w:szCs w:val="24"/>
+        </w:rPr>
+        <w:t xml:space="preserve">On Level</w:t>
       </w:r>
     </w:p>
     <w:p>
@@ -3521,14 +3469,14 @@
           <w:sz w:val="21"/>
           <w:szCs w:val="21"/>
         </w:rPr>
-        <w:t xml:space="preserve">4.  </w:t>
-      </w:r>
-      <w:r>
-        <w:rPr>
-          <w:sz w:val="21"/>
-          <w:szCs w:val="21"/>
-        </w:rPr>
-        <w:t xml:space="preserve">A)  g ≥ 12</w:t>
+        <w:t xml:space="preserve">3.  </w:t>
+      </w:r>
+      <w:r>
+        <w:rPr>
+          <w:sz w:val="21"/>
+          <w:szCs w:val="21"/>
+        </w:rPr>
+        <w:t xml:space="preserve">A)  t &gt; 2</w:t>
       </w:r>
       <w:r>
         <w:rPr>
@@ -3538,7 +3486,7 @@
           <w:sz w:val="19"/>
           <w:szCs w:val="19"/>
         </w:rPr>
-        <w:t xml:space="preserve">  — 'At least 12' includes 12 and any number above it, so g ≥ 12.</w:t>
+        <w:t xml:space="preserve">  — 'More than 2 hours' means strictly greater than: t &gt; 2. Exactly 2 hours is not charged.</w:t>
       </w:r>
     </w:p>
     <w:p>

--- a/lessons/7-4/downloads/7-4-notes-teacher.docx
+++ b/lessons/7-4/downloads/7-4-notes-teacher.docx
@@ -1423,7 +1423,22 @@
           <w:sz w:val="30"/>
           <w:szCs w:val="30"/>
         </w:rPr>
-        <w:t xml:space="preserve">Worked Example</w:t>
+        <w:t xml:space="preserve">Write About the Math</w:t>
+      </w:r>
+    </w:p>
+    <w:p>
+      <w:pPr>
+        <w:spacing w:after="100"/>
+      </w:pPr>
+      <w:r>
+        <w:rPr>
+          <w:i/>
+          <w:iCs/>
+          <w:color w:val="5F6F80"/>
+          <w:sz w:val="19"/>
+          <w:szCs w:val="19"/>
+        </w:rPr>
+        <w:t xml:space="preserve">Use the support level you need. Every level answers the same math question.</w:t>
       </w:r>
     </w:p>
     <w:p>
@@ -1439,17 +1454,17 @@
           <w:sz w:val="24"/>
           <w:szCs w:val="24"/>
         </w:rPr>
-        <w:t xml:space="preserve">Watch &amp; Read</w:t>
+        <w:t xml:space="preserve">1. Understand the Question</w:t>
       </w:r>
       <w:r>
         <w:rPr>
           <w:i/>
           <w:iCs/>
-          <w:color w:val="1FA6A2"/>
+          <w:color w:val="B97A12"/>
           <w:sz w:val="19"/>
           <w:szCs w:val="19"/>
         </w:rPr>
-        <w:t xml:space="preserve">   I Do — follow along with your teacher</w:t>
+        <w:t xml:space="preserve">   compare</w:t>
       </w:r>
     </w:p>
     <w:tbl>
@@ -1484,25 +1499,44 @@
             </w:pPr>
             <w:r>
               <w:rPr>
+                <w:color w:val="1A2733"/>
+                <w:sz w:val="21"/>
+                <w:szCs w:val="21"/>
+              </w:rPr>
+              <w:t xml:space="preserve">How do the phrases 'at least' and 'at most' change which inequality symbol you choose compared to 'more than' and 'fewer than'?</w:t>
+            </w:r>
+          </w:p>
+          <w:p>
+            <w:pPr>
+              <w:spacing w:after="0"/>
+            </w:pPr>
+            <w:r>
+              <w:rPr>
                 <w:b/>
                 <w:bCs/>
                 <w:color w:val="12355B"/>
-                <w:sz w:val="22"/>
-                <w:szCs w:val="22"/>
-              </w:rPr>
-              <w:t xml:space="preserve">Case File: The Suspect Constraints</w:t>
-            </w:r>
-          </w:p>
-          <w:p>
-            <w:pPr>
-              <w:spacing w:after="0"/>
-            </w:pPr>
-            <w:r>
-              <w:rPr>
-                <w:sz w:val="21"/>
-                <w:szCs w:val="21"/>
-              </w:rPr>
-              <w:t xml:space="preserve">Detective Navarro is narrowing down suspects. A witness says the suspect is at least 18 years old. The detective writes the inequality a ≥ 18, where a is the suspect's age. How does this help eliminate suspects?</w:t>
+                <w:sz w:val="20"/>
+                <w:szCs w:val="20"/>
+              </w:rPr>
+              <w:t xml:space="preserve">Your job:  </w:t>
+            </w:r>
+            <w:r>
+              <w:rPr>
+                <w:sz w:val="20"/>
+                <w:szCs w:val="20"/>
+              </w:rPr>
+              <w:t xml:space="preserve">Answer the question. Use math evidence. Explain how the evidence proves your answer.</w:t>
+            </w:r>
+            <w:r>
+              <w:rPr>
+                <w:i/>
+                <w:iCs/>
+                <w:color w:val="5F6F80"/>
+                <w:sz w:val="18"/>
+                <w:szCs w:val="18"/>
+              </w:rPr>
+              <w:br/>
+              <w:t xml:space="preserve">Responde la pregunta. Usa evidencia matemática. Explica cómo la evidencia demuestra tu respuesta.</w:t>
             </w:r>
           </w:p>
         </w:tc>
@@ -1510,94 +1544,6 @@
     </w:tbl>
     <w:p>
       <w:pPr>
-        <w:spacing w:after="80"/>
-      </w:pPr>
-      <w:r>
-        <w:t xml:space="preserve"/>
-      </w:r>
-    </w:p>
-    <w:p>
-      <w:pPr>
-        <w:spacing w:after="50" w:before="60"/>
-      </w:pPr>
-      <w:r>
-        <w:rPr>
-          <w:b/>
-          <w:bCs/>
-          <w:color w:val="12355B"/>
-          <w:sz w:val="21"/>
-          <w:szCs w:val="21"/>
-        </w:rPr>
-        <w:t xml:space="preserve">Think about:</w:t>
-      </w:r>
-    </w:p>
-    <w:p>
-      <w:pPr>
-        <w:spacing w:after="40"/>
-        <w:ind w:left="300"/>
-      </w:pPr>
-      <w:r>
-        <w:rPr>
-          <w:sz w:val="20"/>
-          <w:szCs w:val="20"/>
-        </w:rPr>
-        <w:t xml:space="preserve">•  What does 'at least 18' mean about the suspect's age?</w:t>
-      </w:r>
-    </w:p>
-    <w:p>
-      <w:pPr>
-        <w:spacing w:after="40"/>
-        <w:ind w:left="300"/>
-      </w:pPr>
-      <w:r>
-        <w:rPr>
-          <w:sz w:val="20"/>
-          <w:szCs w:val="20"/>
-        </w:rPr>
-        <w:t xml:space="preserve">•  Could the suspect be exactly 18?</w:t>
-      </w:r>
-    </w:p>
-    <w:p>
-      <w:pPr>
-        <w:spacing w:after="40"/>
-        <w:ind w:left="300"/>
-      </w:pPr>
-      <w:r>
-        <w:rPr>
-          <w:sz w:val="20"/>
-          <w:szCs w:val="20"/>
-        </w:rPr>
-        <w:t xml:space="preserve">•  How is an inequality different from an equation?</w:t>
-      </w:r>
-    </w:p>
-    <w:p>
-      <w:pPr>
-        <w:spacing w:after="40"/>
-        <w:ind w:left="300"/>
-      </w:pPr>
-      <w:r>
-        <w:rPr>
-          <w:sz w:val="20"/>
-          <w:szCs w:val="20"/>
-        </w:rPr>
-        <w:t xml:space="preserve">•  What if the witness said the suspect was less than 30 years old?</w:t>
-      </w:r>
-    </w:p>
-    <w:p>
-      <w:pPr>
-        <w:spacing w:after="40"/>
-        <w:ind w:left="300"/>
-      </w:pPr>
-      <w:r>
-        <w:rPr>
-          <w:sz w:val="20"/>
-          <w:szCs w:val="20"/>
-        </w:rPr>
-        <w:t xml:space="preserve">•  Could you combine two inequalities to narrow it down even more?</w:t>
-      </w:r>
-    </w:p>
-    <w:p>
-      <w:pPr>
         <w:pStyle w:val="Heading2"/>
         <w:spacing w:after="80" w:before="180"/>
       </w:pPr>
@@ -1609,7 +1555,7 @@
           <w:sz w:val="24"/>
           <w:szCs w:val="24"/>
         </w:rPr>
-        <w:t xml:space="preserve">Solved Example</w:t>
+        <w:t xml:space="preserve">2. Plan Your Math Words</w:t>
       </w:r>
       <w:r>
         <w:rPr>
@@ -1619,150 +1565,299 @@
           <w:sz w:val="19"/>
           <w:szCs w:val="19"/>
         </w:rPr>
-        <w:t xml:space="preserve">   I Do — watch each step</w:t>
-      </w:r>
-    </w:p>
-    <w:p>
-      <w:pPr>
-        <w:keepNext/>
-        <w:spacing w:after="40"/>
-      </w:pPr>
-      <w:r>
-        <w:rPr>
-          <w:b/>
-          <w:bCs/>
-          <w:color w:val="12355B"/>
-          <w:sz w:val="21"/>
-          <w:szCs w:val="21"/>
-        </w:rPr>
-        <w:t xml:space="preserve">Problem:  </w:t>
-      </w:r>
-      <w:r>
-        <w:rPr>
-          <w:sz w:val="21"/>
-          <w:szCs w:val="21"/>
-        </w:rPr>
-        <w:t xml:space="preserve">Which inequality represents: 'The temperature is less than 40 degrees'?</w:t>
-      </w:r>
-    </w:p>
-    <w:p>
-      <w:pPr>
-        <w:spacing w:after="30"/>
-        <w:ind w:left="420"/>
-      </w:pPr>
-      <w:r>
-        <w:rPr>
+        <w:t xml:space="preserve">   check at least two</w:t>
+      </w:r>
+    </w:p>
+    <w:p>
+      <w:pPr>
+        <w:spacing w:after="60"/>
+      </w:pPr>
+      <w:r>
+        <w:rPr>
+          <w:b/>
+          <w:bCs/>
+          <w:color w:val="1FA6A2"/>
+          <w:sz w:val="22"/>
+          <w:szCs w:val="22"/>
+        </w:rPr>
+        <w:t xml:space="preserve">☐  </w:t>
+      </w:r>
+      <w:r>
+        <w:rPr>
+          <w:b/>
+          <w:bCs/>
+          <w:color w:val="12355B"/>
           <w:sz w:val="20"/>
           <w:szCs w:val="20"/>
         </w:rPr>
-        <w:t xml:space="preserve">A)  t &lt; 40</w:t>
-      </w:r>
-    </w:p>
-    <w:p>
-      <w:pPr>
-        <w:spacing w:after="30"/>
-        <w:ind w:left="420"/>
-      </w:pPr>
+        <w:t xml:space="preserve">Inequality — </w:t>
+      </w:r>
       <w:r>
         <w:rPr>
           <w:sz w:val="20"/>
           <w:szCs w:val="20"/>
         </w:rPr>
-        <w:t xml:space="preserve">B)  t &gt; 40</w:t>
-      </w:r>
-    </w:p>
-    <w:p>
-      <w:pPr>
-        <w:spacing w:after="30"/>
-        <w:ind w:left="420"/>
-      </w:pPr>
-      <w:r>
-        <w:rPr>
+        <w:t xml:space="preserve">A math sentence that compares two sides with &lt;, &gt;, ≤, or ≥.</w:t>
+      </w:r>
+      <w:r>
+        <w:rPr>
+          <w:i/>
+          <w:iCs/>
+          <w:color w:val="5F6F80"/>
+          <w:sz w:val="18"/>
+          <w:szCs w:val="18"/>
+        </w:rPr>
+        <w:br/>
+        <w:t xml:space="preserve">Desigualdad — Una oración matemática que compara dos lados con &lt;, &gt;, ≤ o ≥.</w:t>
+      </w:r>
+    </w:p>
+    <w:p>
+      <w:pPr>
+        <w:spacing w:after="60"/>
+      </w:pPr>
+      <w:r>
+        <w:rPr>
+          <w:b/>
+          <w:bCs/>
+          <w:color w:val="1FA6A2"/>
+          <w:sz w:val="22"/>
+          <w:szCs w:val="22"/>
+        </w:rPr>
+        <w:t xml:space="preserve">☐  </w:t>
+      </w:r>
+      <w:r>
+        <w:rPr>
+          <w:b/>
+          <w:bCs/>
+          <w:color w:val="12355B"/>
           <w:sz w:val="20"/>
           <w:szCs w:val="20"/>
         </w:rPr>
-        <w:t xml:space="preserve">C)  t ≤ 40</w:t>
-      </w:r>
-    </w:p>
-    <w:p>
-      <w:pPr>
-        <w:spacing w:after="30"/>
-        <w:ind w:left="420"/>
-      </w:pPr>
+        <w:t xml:space="preserve">Greater than — </w:t>
+      </w:r>
       <w:r>
         <w:rPr>
           <w:sz w:val="20"/>
           <w:szCs w:val="20"/>
         </w:rPr>
-        <w:t xml:space="preserve">D)  t = 40</w:t>
-      </w:r>
-    </w:p>
-    <w:p>
-      <w:pPr>
-        <w:spacing w:after="20" w:before="50"/>
+        <w:t xml:space="preserve">The &gt; sign, showing one number is bigger.</w:t>
+      </w:r>
+      <w:r>
+        <w:rPr>
+          <w:i/>
+          <w:iCs/>
+          <w:color w:val="5F6F80"/>
+          <w:sz w:val="18"/>
+          <w:szCs w:val="18"/>
+        </w:rPr>
+        <w:br/>
+        <w:t xml:space="preserve">Mayor que — El signo &gt;, que muestra que un número es mayor.</w:t>
+      </w:r>
+    </w:p>
+    <w:p>
+      <w:pPr>
+        <w:spacing w:after="60"/>
       </w:pPr>
       <w:r>
         <w:rPr>
           <w:b/>
           <w:bCs/>
           <w:color w:val="1FA6A2"/>
-          <w:sz w:val="21"/>
-          <w:szCs w:val="21"/>
-        </w:rPr>
-        <w:t xml:space="preserve">Step 1:  </w:t>
-      </w:r>
-      <w:r>
-        <w:rPr>
-          <w:sz w:val="21"/>
-          <w:szCs w:val="21"/>
-        </w:rPr>
-        <w:t xml:space="preserve">'Less than' means &lt;, so the inequality is t &lt; 40.</w:t>
-      </w:r>
-    </w:p>
-    <w:p>
-      <w:pPr>
-        <w:spacing w:after="40" w:before="60"/>
-      </w:pPr>
-      <w:r>
-        <w:rPr>
-          <w:b/>
-          <w:bCs/>
-          <w:color w:val="12355B"/>
-          <w:sz w:val="21"/>
-          <w:szCs w:val="21"/>
-        </w:rPr>
-        <w:t xml:space="preserve">Answer:  </w:t>
-      </w:r>
-      <w:r>
-        <w:rPr>
-          <w:b/>
-          <w:bCs/>
-          <w:sz w:val="21"/>
-          <w:szCs w:val="21"/>
-        </w:rPr>
-        <w:t xml:space="preserve">A. t &lt; 40</w:t>
-      </w:r>
-    </w:p>
-    <w:p>
-      <w:pPr>
-        <w:pStyle w:val="Heading1"/>
-        <w:pageBreakBefore/>
-        <w:pBdr>
-          <w:bottom w:val="single" w:color="1FA6A2" w:sz="14" w:space="6"/>
-        </w:pBdr>
-        <w:spacing w:after="140" w:before="0"/>
-      </w:pPr>
-      <w:r>
-        <w:rPr>
-          <w:b/>
-          <w:bCs/>
-          <w:color w:val="12355B"/>
-          <w:sz w:val="30"/>
-          <w:szCs w:val="30"/>
-        </w:rPr>
-        <w:t xml:space="preserve">Guided Practice</w:t>
-      </w:r>
-    </w:p>
+          <w:sz w:val="22"/>
+          <w:szCs w:val="22"/>
+        </w:rPr>
+        <w:t xml:space="preserve">☐  </w:t>
+      </w:r>
+      <w:r>
+        <w:rPr>
+          <w:b/>
+          <w:bCs/>
+          <w:color w:val="12355B"/>
+          <w:sz w:val="20"/>
+          <w:szCs w:val="20"/>
+        </w:rPr>
+        <w:t xml:space="preserve">Less than — </w:t>
+      </w:r>
+      <w:r>
+        <w:rPr>
+          <w:sz w:val="20"/>
+          <w:szCs w:val="20"/>
+        </w:rPr>
+        <w:t xml:space="preserve">The &lt; sign, showing one number is smaller.</w:t>
+      </w:r>
+      <w:r>
+        <w:rPr>
+          <w:i/>
+          <w:iCs/>
+          <w:color w:val="5F6F80"/>
+          <w:sz w:val="18"/>
+          <w:szCs w:val="18"/>
+        </w:rPr>
+        <w:br/>
+        <w:t xml:space="preserve">Menor que — El signo &lt;, que muestra que un número es menor.</w:t>
+      </w:r>
+    </w:p>
+    <w:p>
+      <w:pPr>
+        <w:spacing w:after="60"/>
+      </w:pPr>
+      <w:r>
+        <w:rPr>
+          <w:b/>
+          <w:bCs/>
+          <w:color w:val="1FA6A2"/>
+          <w:sz w:val="22"/>
+          <w:szCs w:val="22"/>
+        </w:rPr>
+        <w:t xml:space="preserve">☐  </w:t>
+      </w:r>
+      <w:r>
+        <w:rPr>
+          <w:b/>
+          <w:bCs/>
+          <w:color w:val="12355B"/>
+          <w:sz w:val="20"/>
+          <w:szCs w:val="20"/>
+        </w:rPr>
+        <w:t xml:space="preserve">At least / At most — </w:t>
+      </w:r>
+      <w:r>
+        <w:rPr>
+          <w:sz w:val="20"/>
+          <w:szCs w:val="20"/>
+        </w:rPr>
+        <w:t xml:space="preserve">'At least' means ≥. 'At most' means ≤.</w:t>
+      </w:r>
+      <w:r>
+        <w:rPr>
+          <w:i/>
+          <w:iCs/>
+          <w:color w:val="5F6F80"/>
+          <w:sz w:val="18"/>
+          <w:szCs w:val="18"/>
+        </w:rPr>
+        <w:br/>
+        <w:t xml:space="preserve">Al menos / A lo más — 'Al menos' significa ≥. 'Como máximo' significa ≤.</w:t>
+      </w:r>
+    </w:p>
+    <w:p>
+      <w:pPr>
+        <w:spacing w:after="60"/>
+      </w:pPr>
+      <w:r>
+        <w:rPr>
+          <w:b/>
+          <w:bCs/>
+          <w:color w:val="1FA6A2"/>
+          <w:sz w:val="22"/>
+          <w:szCs w:val="22"/>
+        </w:rPr>
+        <w:t xml:space="preserve">☐  </w:t>
+      </w:r>
+      <w:r>
+        <w:rPr>
+          <w:b/>
+          <w:bCs/>
+          <w:color w:val="12355B"/>
+          <w:sz w:val="20"/>
+          <w:szCs w:val="20"/>
+        </w:rPr>
+        <w:t xml:space="preserve">Variable — </w:t>
+      </w:r>
+      <w:r>
+        <w:rPr>
+          <w:sz w:val="20"/>
+          <w:szCs w:val="20"/>
+        </w:rPr>
+        <w:t xml:space="preserve">A letter that stands for an unknown number.</w:t>
+      </w:r>
+      <w:r>
+        <w:rPr>
+          <w:i/>
+          <w:iCs/>
+          <w:color w:val="5F6F80"/>
+          <w:sz w:val="18"/>
+          <w:szCs w:val="18"/>
+        </w:rPr>
+        <w:br/>
+        <w:t xml:space="preserve">Variable — Una letra que representa un número desconocido.</w:t>
+      </w:r>
+    </w:p>
+    <w:tbl>
+      <w:tblPr>
+        <w:tblW w:type="pct" w:w="100%"/>
+        <w:tblBorders>
+          <w:top w:val="single" w:color="1FA6A2" w:sz="8"/>
+          <w:left w:val="single" w:color="1FA6A2" w:sz="8"/>
+          <w:bottom w:val="single" w:color="1FA6A2" w:sz="8"/>
+          <w:right w:val="single" w:color="1FA6A2" w:sz="8"/>
+          <w:insideH w:val="single" w:color="auto" w:sz="4"/>
+          <w:insideV w:val="single" w:color="auto" w:sz="4"/>
+        </w:tblBorders>
+      </w:tblPr>
+      <w:tblGrid>
+        <w:gridCol w:w="100"/>
+      </w:tblGrid>
+      <w:tr>
+        <w:tc>
+          <w:tcPr>
+            <w:shd w:fill="F7FFFD" w:color="auto" w:val="clear"/>
+            <w:tcMar>
+              <w:top w:type="dxa" w:w="120"/>
+              <w:left w:type="dxa" w:w="180"/>
+              <w:bottom w:type="dxa" w:w="120"/>
+              <w:right w:type="dxa" w:w="180"/>
+            </w:tcMar>
+          </w:tcPr>
+          <w:p>
+            <w:pPr>
+              <w:spacing w:after="50"/>
+            </w:pPr>
+            <w:r>
+              <w:rPr>
+                <w:b/>
+                <w:bCs/>
+                <w:color w:val="1FA6A2"/>
+                <w:sz w:val="20"/>
+                <w:szCs w:val="20"/>
+              </w:rPr>
+              <w:t xml:space="preserve">Say it first:  </w:t>
+            </w:r>
+            <w:r>
+              <w:rPr>
+                <w:sz w:val="20"/>
+                <w:szCs w:val="20"/>
+              </w:rPr>
+              <w:t xml:space="preserve">Say your idea to a partner or quietly to yourself before you write.</w:t>
+            </w:r>
+          </w:p>
+          <w:p>
+            <w:pPr>
+              <w:spacing w:after="60"/>
+            </w:pPr>
+            <w:r>
+              <w:rPr>
+                <w:color w:val="1A2733"/>
+                <w:sz w:val="21"/>
+                <w:szCs w:val="21"/>
+              </w:rPr>
+              <w:t xml:space="preserve">'At least' uses ___ because it ___ the number, but 'more than' uses ___.</w:t>
+            </w:r>
+            <w:r>
+              <w:rPr>
+                <w:i/>
+                <w:iCs/>
+                <w:color w:val="5F6F80"/>
+                <w:sz w:val="19"/>
+                <w:szCs w:val="19"/>
+              </w:rPr>
+              <w:br/>
+              <w:t xml:space="preserve">'Al menos' usa ___ porque ___ el número, pero 'más que' usa ___.</w:t>
+            </w:r>
+          </w:p>
+        </w:tc>
+      </w:tr>
+    </w:tbl>
     <w:p>
       <w:pPr>
         <w:pStyle w:val="Heading2"/>
@@ -1776,181 +1871,17 @@
           <w:sz w:val="24"/>
           <w:szCs w:val="24"/>
         </w:rPr>
-        <w:t xml:space="preserve">Solve Together</w:t>
+        <w:t xml:space="preserve">3. Build Your Explanation</w:t>
       </w:r>
       <w:r>
         <w:rPr>
           <w:i/>
           <w:iCs/>
-          <w:color w:val="6B4FA0"/>
+          <w:color w:val="B97A12"/>
           <w:sz w:val="19"/>
           <w:szCs w:val="19"/>
         </w:rPr>
-        <w:t xml:space="preserve">   We Do — work with your class</w:t>
-      </w:r>
-    </w:p>
-    <w:p>
-      <w:pPr>
-        <w:keepNext/>
-        <w:spacing w:after="40" w:before="40"/>
-      </w:pPr>
-      <w:r>
-        <w:rPr>
-          <w:b/>
-          <w:bCs/>
-          <w:color w:val="12355B"/>
-          <w:sz w:val="21"/>
-          <w:szCs w:val="21"/>
-        </w:rPr>
-        <w:t xml:space="preserve">Problem:  </w:t>
-      </w:r>
-      <w:r>
-        <w:rPr>
-          <w:sz w:val="21"/>
-          <w:szCs w:val="21"/>
-        </w:rPr>
-        <w:t xml:space="preserve">Which inequality represents: 'You must be at least 48 inches tall to ride'?</w:t>
-      </w:r>
-    </w:p>
-    <w:p>
-      <w:pPr>
-        <w:spacing w:after="30"/>
-        <w:ind w:left="420"/>
-      </w:pPr>
-      <w:r>
-        <w:rPr>
-          <w:sz w:val="20"/>
-          <w:szCs w:val="20"/>
-        </w:rPr>
-        <w:t xml:space="preserve">A)  h ≥ 48</w:t>
-      </w:r>
-    </w:p>
-    <w:p>
-      <w:pPr>
-        <w:spacing w:after="30"/>
-        <w:ind w:left="420"/>
-      </w:pPr>
-      <w:r>
-        <w:rPr>
-          <w:sz w:val="20"/>
-          <w:szCs w:val="20"/>
-        </w:rPr>
-        <w:t xml:space="preserve">B)  h &gt; 48</w:t>
-      </w:r>
-    </w:p>
-    <w:p>
-      <w:pPr>
-        <w:spacing w:after="30"/>
-        <w:ind w:left="420"/>
-      </w:pPr>
-      <w:r>
-        <w:rPr>
-          <w:sz w:val="20"/>
-          <w:szCs w:val="20"/>
-        </w:rPr>
-        <w:t xml:space="preserve">C)  h &lt; 48</w:t>
-      </w:r>
-    </w:p>
-    <w:p>
-      <w:pPr>
-        <w:spacing w:after="30"/>
-        <w:ind w:left="420"/>
-      </w:pPr>
-      <w:r>
-        <w:rPr>
-          <w:sz w:val="20"/>
-          <w:szCs w:val="20"/>
-        </w:rPr>
-        <w:t xml:space="preserve">D)  h ≤ 48</w:t>
-      </w:r>
-    </w:p>
-    <w:p>
-      <w:pPr>
-        <w:keepNext/>
-        <w:spacing w:after="0" w:before="50"/>
-      </w:pPr>
-      <w:r>
-        <w:rPr>
-          <w:b/>
-          <w:bCs/>
-          <w:color w:val="6B4FA0"/>
-          <w:sz w:val="21"/>
-          <w:szCs w:val="21"/>
-        </w:rPr>
-        <w:t xml:space="preserve">Step 1:</w:t>
-      </w:r>
-    </w:p>
-    <w:p>
-      <w:pPr>
-        <w:pBdr>
-          <w:bottom w:val="single" w:color="AFBECC" w:sz="6"/>
-        </w:pBdr>
-        <w:spacing w:after="30" w:before="150"/>
-      </w:pPr>
-      <w:r>
-        <w:t xml:space="preserve"/>
-      </w:r>
-    </w:p>
-    <w:p>
-      <w:pPr>
-        <w:keepNext/>
-        <w:spacing w:after="0" w:before="50"/>
-      </w:pPr>
-      <w:r>
-        <w:rPr>
-          <w:b/>
-          <w:bCs/>
-          <w:color w:val="6B4FA0"/>
-          <w:sz w:val="21"/>
-          <w:szCs w:val="21"/>
-        </w:rPr>
-        <w:t xml:space="preserve">Step 2:</w:t>
-      </w:r>
-    </w:p>
-    <w:p>
-      <w:pPr>
-        <w:pBdr>
-          <w:bottom w:val="single" w:color="AFBECC" w:sz="6"/>
-        </w:pBdr>
-        <w:spacing w:after="30" w:before="150"/>
-      </w:pPr>
-      <w:r>
-        <w:t xml:space="preserve"/>
-      </w:r>
-    </w:p>
-    <w:p>
-      <w:pPr>
-        <w:keepNext/>
-        <w:spacing w:after="0" w:before="60"/>
-      </w:pPr>
-      <w:r>
-        <w:rPr>
-          <w:b/>
-          <w:bCs/>
-          <w:color w:val="12355B"/>
-          <w:sz w:val="21"/>
-          <w:szCs w:val="21"/>
-        </w:rPr>
-        <w:t xml:space="preserve">Answer:</w:t>
-      </w:r>
-    </w:p>
-    <w:p>
-      <w:pPr>
-        <w:pBdr>
-          <w:bottom w:val="single" w:color="AFBECC" w:sz="6"/>
-        </w:pBdr>
-        <w:spacing w:after="30" w:before="150"/>
-      </w:pPr>
-      <w:r>
-        <w:t xml:space="preserve"/>
-      </w:r>
-    </w:p>
-    <w:p>
-      <w:pPr>
-        <w:spacing w:after="80"/>
-      </w:pPr>
-      <w:r>
-        <w:t xml:space="preserve"/>
+        <w:t xml:space="preserve">   choose your support</w:t>
       </w:r>
     </w:p>
     <w:tbl>
@@ -1981,6 +1912,1371 @@
           </w:tcPr>
           <w:p>
             <w:pPr>
+              <w:spacing w:after="50"/>
+            </w:pPr>
+            <w:r>
+              <w:rPr>
+                <w:i/>
+                <w:iCs/>
+                <w:color w:val="5F6F80"/>
+                <w:sz w:val="19"/>
+                <w:szCs w:val="19"/>
+              </w:rPr>
+              <w:t xml:space="preserve">This model shows the parts of an explanation. It does not answer your writing question.</w:t>
+            </w:r>
+          </w:p>
+          <w:p>
+            <w:pPr>
+              <w:spacing w:after="80"/>
+            </w:pPr>
+            <w:r>
+              <w:rPr>
+                <w:b/>
+                <w:bCs/>
+                <w:color w:val="12355B"/>
+                <w:sz w:val="19"/>
+                <w:szCs w:val="19"/>
+              </w:rPr>
+              <w:t xml:space="preserve">Claim:  </w:t>
+            </w:r>
+            <w:r>
+              <w:rPr>
+                <w:sz w:val="19"/>
+                <w:szCs w:val="19"/>
+              </w:rPr>
+              <w:t xml:space="preserve">The age could be 18 or any number greater, so it is not a single value.</w:t>
+            </w:r>
+          </w:p>
+          <w:p>
+            <w:pPr>
+              <w:spacing w:after="80"/>
+            </w:pPr>
+            <w:r>
+              <w:rPr>
+                <w:b/>
+                <w:bCs/>
+                <w:color w:val="12355B"/>
+                <w:sz w:val="19"/>
+                <w:szCs w:val="19"/>
+              </w:rPr>
+              <w:t xml:space="preserve">Evidence:  </w:t>
+            </w:r>
+            <w:r>
+              <w:rPr>
+                <w:sz w:val="19"/>
+                <w:szCs w:val="19"/>
+              </w:rPr>
+              <w:t xml:space="preserve">Students explain that 'at least 18' allows many values (18 and up), so an inequality with ≥ captures it while an equation would force one value.</w:t>
+            </w:r>
+          </w:p>
+          <w:p>
+            <w:pPr>
+              <w:spacing w:after="80"/>
+            </w:pPr>
+            <w:r>
+              <w:rPr>
+                <w:b/>
+                <w:bCs/>
+                <w:color w:val="12355B"/>
+                <w:sz w:val="19"/>
+                <w:szCs w:val="19"/>
+              </w:rPr>
+              <w:t xml:space="preserve">Reasoning:  </w:t>
+            </w:r>
+            <w:r>
+              <w:rPr>
+                <w:sz w:val="19"/>
+                <w:szCs w:val="19"/>
+              </w:rPr>
+              <w:t xml:space="preserve">This evidence connects the definition of inequality to the mathematical claim.</w:t>
+            </w:r>
+          </w:p>
+        </w:tc>
+      </w:tr>
+    </w:tbl>
+    <w:p>
+      <w:pPr>
+        <w:pStyle w:val="Heading2"/>
+        <w:spacing w:after="80" w:before="180"/>
+      </w:pPr>
+      <w:r>
+        <w:rPr>
+          <w:b/>
+          <w:bCs/>
+          <w:color w:val="12355B"/>
+          <w:sz w:val="24"/>
+          <w:szCs w:val="24"/>
+        </w:rPr>
+        <w:t xml:space="preserve">Start</w:t>
+      </w:r>
+      <w:r>
+        <w:rPr>
+          <w:i/>
+          <w:iCs/>
+          <w:color w:val="1FA6A2"/>
+          <w:sz w:val="19"/>
+          <w:szCs w:val="19"/>
+        </w:rPr>
+        <w:t xml:space="preserve">   Most language support</w:t>
+      </w:r>
+    </w:p>
+    <w:p>
+      <w:pPr>
+        <w:spacing w:after="60"/>
+      </w:pPr>
+      <w:r>
+        <w:rPr>
+          <w:color w:val="1A2733"/>
+          <w:sz w:val="21"/>
+          <w:szCs w:val="21"/>
+        </w:rPr>
+        <w:t xml:space="preserve">Complete the frames. Use the word bank.</w:t>
+      </w:r>
+      <w:r>
+        <w:rPr>
+          <w:i/>
+          <w:iCs/>
+          <w:color w:val="5F6F80"/>
+          <w:sz w:val="19"/>
+          <w:szCs w:val="19"/>
+        </w:rPr>
+        <w:br/>
+        <w:t xml:space="preserve">Completa las oraciones. Usa el banco de palabras.</w:t>
+      </w:r>
+    </w:p>
+    <w:p>
+      <w:pPr>
+        <w:spacing w:after="60"/>
+      </w:pPr>
+      <w:r>
+        <w:rPr>
+          <w:color w:val="1A2733"/>
+          <w:sz w:val="21"/>
+          <w:szCs w:val="21"/>
+        </w:rPr>
+        <w:t xml:space="preserve">'At least' uses ___ because it ___ the number, but 'more than' uses ___.</w:t>
+      </w:r>
+      <w:r>
+        <w:rPr>
+          <w:i/>
+          <w:iCs/>
+          <w:color w:val="5F6F80"/>
+          <w:sz w:val="19"/>
+          <w:szCs w:val="19"/>
+        </w:rPr>
+        <w:br/>
+        <w:t xml:space="preserve">'Al menos' usa ___ porque ___ el número, pero 'más que' usa ___.</w:t>
+      </w:r>
+    </w:p>
+    <w:p>
+      <w:pPr>
+        <w:spacing w:after="60"/>
+      </w:pPr>
+      <w:r>
+        <w:rPr>
+          <w:color w:val="1A2733"/>
+          <w:sz w:val="21"/>
+          <w:szCs w:val="21"/>
+        </w:rPr>
+        <w:t xml:space="preserve">My inequality is ___ because the phrase says ___.</w:t>
+      </w:r>
+      <w:r>
+        <w:rPr>
+          <w:i/>
+          <w:iCs/>
+          <w:color w:val="5F6F80"/>
+          <w:sz w:val="19"/>
+          <w:szCs w:val="19"/>
+        </w:rPr>
+        <w:br/>
+        <w:t xml:space="preserve">Mi desigualdad es ___ porque la frase dice ___.</w:t>
+      </w:r>
+    </w:p>
+    <w:tbl>
+      <w:tblPr>
+        <w:tblW w:type="pct" w:w="100%"/>
+        <w:tblBorders>
+          <w:top w:val="single" w:color="C7D2DD" w:sz="6"/>
+          <w:left w:val="single" w:color="C7D2DD" w:sz="6"/>
+          <w:bottom w:val="single" w:color="C7D2DD" w:sz="6"/>
+          <w:right w:val="single" w:color="C7D2DD" w:sz="6"/>
+          <w:insideH w:val="single" w:color="auto" w:sz="4"/>
+          <w:insideV w:val="single" w:color="auto" w:sz="4"/>
+        </w:tblBorders>
+      </w:tblPr>
+      <w:tblGrid>
+        <w:gridCol w:w="100"/>
+      </w:tblGrid>
+      <w:tr>
+        <w:tc>
+          <w:tcPr>
+            <w:shd w:fill="FBF3E2" w:color="auto" w:val="clear"/>
+            <w:tcMar>
+              <w:top w:type="dxa" w:w="60"/>
+              <w:left w:type="dxa" w:w="120"/>
+              <w:bottom w:type="dxa" w:w="60"/>
+              <w:right w:type="dxa" w:w="120"/>
+            </w:tcMar>
+          </w:tcPr>
+          <w:p>
+            <w:pPr>
+              <w:spacing w:after="0" w:line="320"/>
+            </w:pPr>
+            <w:r>
+              <w:t xml:space="preserve"/>
+            </w:r>
+          </w:p>
+          <w:p>
+            <w:pPr>
+              <w:spacing w:after="0" w:line="320"/>
+            </w:pPr>
+            <w:r>
+              <w:t xml:space="preserve"/>
+            </w:r>
+          </w:p>
+          <w:p>
+            <w:pPr>
+              <w:spacing w:after="0" w:line="320"/>
+            </w:pPr>
+            <w:r>
+              <w:t xml:space="preserve"/>
+            </w:r>
+          </w:p>
+        </w:tc>
+      </w:tr>
+    </w:tbl>
+    <w:p>
+      <w:pPr>
+        <w:pStyle w:val="Heading2"/>
+        <w:spacing w:after="80" w:before="180"/>
+      </w:pPr>
+      <w:r>
+        <w:rPr>
+          <w:b/>
+          <w:bCs/>
+          <w:color w:val="12355B"/>
+          <w:sz w:val="24"/>
+          <w:szCs w:val="24"/>
+        </w:rPr>
+        <w:t xml:space="preserve">Build</w:t>
+      </w:r>
+      <w:r>
+        <w:rPr>
+          <w:i/>
+          <w:iCs/>
+          <w:color w:val="B97A12"/>
+          <w:sz w:val="19"/>
+          <w:szCs w:val="19"/>
+        </w:rPr>
+        <w:t xml:space="preserve">   Some language support</w:t>
+      </w:r>
+    </w:p>
+    <w:p>
+      <w:pPr>
+        <w:spacing w:after="60"/>
+      </w:pPr>
+      <w:r>
+        <w:rPr>
+          <w:color w:val="1A2733"/>
+          <w:sz w:val="21"/>
+          <w:szCs w:val="21"/>
+        </w:rPr>
+        <w:t xml:space="preserve">Write two connected sentences. Use because, so, or but.</w:t>
+      </w:r>
+      <w:r>
+        <w:rPr>
+          <w:i/>
+          <w:iCs/>
+          <w:color w:val="5F6F80"/>
+          <w:sz w:val="19"/>
+          <w:szCs w:val="19"/>
+        </w:rPr>
+        <w:br/>
+        <w:t xml:space="preserve">Escribe dos oraciones conectadas. Usa porque, entonces o pero.</w:t>
+      </w:r>
+    </w:p>
+    <w:p>
+      <w:pPr>
+        <w:spacing w:after="60"/>
+      </w:pPr>
+      <w:r>
+        <w:rPr>
+          <w:color w:val="1A2733"/>
+          <w:sz w:val="21"/>
+          <w:szCs w:val="21"/>
+        </w:rPr>
+        <w:t xml:space="preserve">My claim is ___.</w:t>
+      </w:r>
+      <w:r>
+        <w:rPr>
+          <w:i/>
+          <w:iCs/>
+          <w:color w:val="5F6F80"/>
+          <w:sz w:val="19"/>
+          <w:szCs w:val="19"/>
+        </w:rPr>
+        <w:br/>
+        <w:t xml:space="preserve">Mi afirmación es ___.</w:t>
+      </w:r>
+    </w:p>
+    <w:p>
+      <w:pPr>
+        <w:spacing w:after="60"/>
+      </w:pPr>
+      <w:r>
+        <w:rPr>
+          <w:color w:val="1A2733"/>
+          <w:sz w:val="21"/>
+          <w:szCs w:val="21"/>
+        </w:rPr>
+        <w:t xml:space="preserve">I know because ___.</w:t>
+      </w:r>
+      <w:r>
+        <w:rPr>
+          <w:i/>
+          <w:iCs/>
+          <w:color w:val="5F6F80"/>
+          <w:sz w:val="19"/>
+          <w:szCs w:val="19"/>
+        </w:rPr>
+        <w:br/>
+        <w:t xml:space="preserve">Lo sé porque ___.</w:t>
+      </w:r>
+    </w:p>
+    <w:p>
+      <w:pPr>
+        <w:spacing w:after="60"/>
+      </w:pPr>
+      <w:r>
+        <w:rPr>
+          <w:color w:val="1A2733"/>
+          <w:sz w:val="21"/>
+          <w:szCs w:val="21"/>
+        </w:rPr>
+        <w:t xml:space="preserve">So ___.</w:t>
+      </w:r>
+      <w:r>
+        <w:rPr>
+          <w:i/>
+          <w:iCs/>
+          <w:color w:val="5F6F80"/>
+          <w:sz w:val="19"/>
+          <w:szCs w:val="19"/>
+        </w:rPr>
+        <w:br/>
+        <w:t xml:space="preserve">Entonces ___.</w:t>
+      </w:r>
+    </w:p>
+    <w:tbl>
+      <w:tblPr>
+        <w:tblW w:type="pct" w:w="100%"/>
+        <w:tblBorders>
+          <w:top w:val="single" w:color="C7D2DD" w:sz="6"/>
+          <w:left w:val="single" w:color="C7D2DD" w:sz="6"/>
+          <w:bottom w:val="single" w:color="C7D2DD" w:sz="6"/>
+          <w:right w:val="single" w:color="C7D2DD" w:sz="6"/>
+          <w:insideH w:val="single" w:color="auto" w:sz="4"/>
+          <w:insideV w:val="single" w:color="auto" w:sz="4"/>
+        </w:tblBorders>
+      </w:tblPr>
+      <w:tblGrid>
+        <w:gridCol w:w="100"/>
+      </w:tblGrid>
+      <w:tr>
+        <w:tc>
+          <w:tcPr>
+            <w:shd w:fill="FBF3E2" w:color="auto" w:val="clear"/>
+            <w:tcMar>
+              <w:top w:type="dxa" w:w="60"/>
+              <w:left w:type="dxa" w:w="120"/>
+              <w:bottom w:type="dxa" w:w="60"/>
+              <w:right w:type="dxa" w:w="120"/>
+            </w:tcMar>
+          </w:tcPr>
+          <w:p>
+            <w:pPr>
+              <w:spacing w:after="0" w:line="320"/>
+            </w:pPr>
+            <w:r>
+              <w:t xml:space="preserve"/>
+            </w:r>
+          </w:p>
+          <w:p>
+            <w:pPr>
+              <w:spacing w:after="0" w:line="320"/>
+            </w:pPr>
+            <w:r>
+              <w:t xml:space="preserve"/>
+            </w:r>
+          </w:p>
+          <w:p>
+            <w:pPr>
+              <w:spacing w:after="0" w:line="320"/>
+            </w:pPr>
+            <w:r>
+              <w:t xml:space="preserve"/>
+            </w:r>
+          </w:p>
+        </w:tc>
+      </w:tr>
+    </w:tbl>
+    <w:p>
+      <w:pPr>
+        <w:pStyle w:val="Heading2"/>
+        <w:spacing w:after="80" w:before="180"/>
+      </w:pPr>
+      <w:r>
+        <w:rPr>
+          <w:b/>
+          <w:bCs/>
+          <w:color w:val="12355B"/>
+          <w:sz w:val="24"/>
+          <w:szCs w:val="24"/>
+        </w:rPr>
+        <w:t xml:space="preserve">Explain</w:t>
+      </w:r>
+      <w:r>
+        <w:rPr>
+          <w:i/>
+          <w:iCs/>
+          <w:color w:val="B97A12"/>
+          <w:sz w:val="19"/>
+          <w:szCs w:val="19"/>
+        </w:rPr>
+        <w:t xml:space="preserve">   Light language support</w:t>
+      </w:r>
+    </w:p>
+    <w:p>
+      <w:pPr>
+        <w:spacing w:after="60"/>
+      </w:pPr>
+      <w:r>
+        <w:rPr>
+          <w:color w:val="1A2733"/>
+          <w:sz w:val="21"/>
+          <w:szCs w:val="21"/>
+        </w:rPr>
+        <w:t xml:space="preserve">Write a claim, give math evidence, and explain your reasoning.</w:t>
+      </w:r>
+      <w:r>
+        <w:rPr>
+          <w:i/>
+          <w:iCs/>
+          <w:color w:val="5F6F80"/>
+          <w:sz w:val="19"/>
+          <w:szCs w:val="19"/>
+        </w:rPr>
+        <w:br/>
+        <w:t xml:space="preserve">Escribe una afirmación, da evidencia matemática y explica tu razonamiento.</w:t>
+      </w:r>
+    </w:p>
+    <w:p>
+      <w:pPr>
+        <w:spacing w:after="60"/>
+      </w:pPr>
+      <w:r>
+        <w:rPr>
+          <w:color w:val="1A2733"/>
+          <w:sz w:val="21"/>
+          <w:szCs w:val="21"/>
+        </w:rPr>
+        <w:t xml:space="preserve">My claim is ___.</w:t>
+      </w:r>
+      <w:r>
+        <w:rPr>
+          <w:i/>
+          <w:iCs/>
+          <w:color w:val="5F6F80"/>
+          <w:sz w:val="19"/>
+          <w:szCs w:val="19"/>
+        </w:rPr>
+        <w:br/>
+        <w:t xml:space="preserve">Mi afirmación es ___.</w:t>
+      </w:r>
+    </w:p>
+    <w:p>
+      <w:pPr>
+        <w:spacing w:after="60"/>
+      </w:pPr>
+      <w:r>
+        <w:rPr>
+          <w:color w:val="1A2733"/>
+          <w:sz w:val="21"/>
+          <w:szCs w:val="21"/>
+        </w:rPr>
+        <w:t xml:space="preserve">My math evidence is ___.</w:t>
+      </w:r>
+      <w:r>
+        <w:rPr>
+          <w:i/>
+          <w:iCs/>
+          <w:color w:val="5F6F80"/>
+          <w:sz w:val="19"/>
+          <w:szCs w:val="19"/>
+        </w:rPr>
+        <w:br/>
+        <w:t xml:space="preserve">Mi evidencia matemática es ___.</w:t>
+      </w:r>
+    </w:p>
+    <w:p>
+      <w:pPr>
+        <w:spacing w:after="60"/>
+      </w:pPr>
+      <w:r>
+        <w:rPr>
+          <w:color w:val="1A2733"/>
+          <w:sz w:val="21"/>
+          <w:szCs w:val="21"/>
+        </w:rPr>
+        <w:t xml:space="preserve">This proves ___ because ___.</w:t>
+      </w:r>
+      <w:r>
+        <w:rPr>
+          <w:i/>
+          <w:iCs/>
+          <w:color w:val="5F6F80"/>
+          <w:sz w:val="19"/>
+          <w:szCs w:val="19"/>
+        </w:rPr>
+        <w:br/>
+        <w:t xml:space="preserve">Esto demuestra ___ porque ___.</w:t>
+      </w:r>
+    </w:p>
+    <w:tbl>
+      <w:tblPr>
+        <w:tblW w:type="pct" w:w="100%"/>
+        <w:tblBorders>
+          <w:top w:val="single" w:color="C7D2DD" w:sz="6"/>
+          <w:left w:val="single" w:color="C7D2DD" w:sz="6"/>
+          <w:bottom w:val="single" w:color="C7D2DD" w:sz="6"/>
+          <w:right w:val="single" w:color="C7D2DD" w:sz="6"/>
+          <w:insideH w:val="single" w:color="auto" w:sz="4"/>
+          <w:insideV w:val="single" w:color="auto" w:sz="4"/>
+        </w:tblBorders>
+      </w:tblPr>
+      <w:tblGrid>
+        <w:gridCol w:w="100"/>
+      </w:tblGrid>
+      <w:tr>
+        <w:tc>
+          <w:tcPr>
+            <w:shd w:fill="FBF3E2" w:color="auto" w:val="clear"/>
+            <w:tcMar>
+              <w:top w:type="dxa" w:w="60"/>
+              <w:left w:type="dxa" w:w="120"/>
+              <w:bottom w:type="dxa" w:w="60"/>
+              <w:right w:type="dxa" w:w="120"/>
+            </w:tcMar>
+          </w:tcPr>
+          <w:p>
+            <w:pPr>
+              <w:spacing w:after="0" w:line="320"/>
+            </w:pPr>
+            <w:r>
+              <w:t xml:space="preserve"/>
+            </w:r>
+          </w:p>
+          <w:p>
+            <w:pPr>
+              <w:spacing w:after="0" w:line="320"/>
+            </w:pPr>
+            <w:r>
+              <w:t xml:space="preserve"/>
+            </w:r>
+          </w:p>
+          <w:p>
+            <w:pPr>
+              <w:spacing w:after="0" w:line="320"/>
+            </w:pPr>
+            <w:r>
+              <w:t xml:space="preserve"/>
+            </w:r>
+          </w:p>
+          <w:p>
+            <w:pPr>
+              <w:spacing w:after="0" w:line="320"/>
+            </w:pPr>
+            <w:r>
+              <w:t xml:space="preserve"/>
+            </w:r>
+          </w:p>
+          <w:p>
+            <w:pPr>
+              <w:spacing w:after="0" w:line="320"/>
+            </w:pPr>
+            <w:r>
+              <w:t xml:space="preserve"/>
+            </w:r>
+          </w:p>
+        </w:tc>
+      </w:tr>
+    </w:tbl>
+    <w:p>
+      <w:pPr>
+        <w:pStyle w:val="Heading2"/>
+        <w:spacing w:after="80" w:before="180"/>
+      </w:pPr>
+      <w:r>
+        <w:rPr>
+          <w:b/>
+          <w:bCs/>
+          <w:color w:val="12355B"/>
+          <w:sz w:val="24"/>
+          <w:szCs w:val="24"/>
+        </w:rPr>
+        <w:t xml:space="preserve">4. Check Your Explanation</w:t>
+      </w:r>
+      <w:r>
+        <w:rPr>
+          <w:i/>
+          <w:iCs/>
+          <w:color w:val="1FA6A2"/>
+          <w:sz w:val="19"/>
+          <w:szCs w:val="19"/>
+        </w:rPr>
+        <w:t xml:space="preserve">   five quick checks</w:t>
+      </w:r>
+    </w:p>
+    <w:p>
+      <w:pPr>
+        <w:spacing w:after="80"/>
+      </w:pPr>
+      <w:r>
+        <w:rPr>
+          <w:b/>
+          <w:bCs/>
+          <w:color w:val="1FA6A2"/>
+          <w:sz w:val="22"/>
+          <w:szCs w:val="22"/>
+        </w:rPr>
+        <w:t xml:space="preserve">☐  </w:t>
+      </w:r>
+      <w:r>
+        <w:rPr>
+          <w:sz w:val="20"/>
+          <w:szCs w:val="20"/>
+        </w:rPr>
+        <w:t xml:space="preserve">I answered the question.</w:t>
+      </w:r>
+      <w:r>
+        <w:rPr>
+          <w:i/>
+          <w:iCs/>
+          <w:color w:val="5F6F80"/>
+          <w:sz w:val="18"/>
+          <w:szCs w:val="18"/>
+        </w:rPr>
+        <w:br/>
+        <w:t xml:space="preserve">Respondí la pregunta.</w:t>
+      </w:r>
+    </w:p>
+    <w:p>
+      <w:pPr>
+        <w:spacing w:after="80"/>
+      </w:pPr>
+      <w:r>
+        <w:rPr>
+          <w:b/>
+          <w:bCs/>
+          <w:color w:val="1FA6A2"/>
+          <w:sz w:val="22"/>
+          <w:szCs w:val="22"/>
+        </w:rPr>
+        <w:t xml:space="preserve">☐  </w:t>
+      </w:r>
+      <w:r>
+        <w:rPr>
+          <w:sz w:val="20"/>
+          <w:szCs w:val="20"/>
+        </w:rPr>
+        <w:t xml:space="preserve">I used math evidence: numbers, an equation, a model, or a comparison.</w:t>
+      </w:r>
+      <w:r>
+        <w:rPr>
+          <w:i/>
+          <w:iCs/>
+          <w:color w:val="5F6F80"/>
+          <w:sz w:val="18"/>
+          <w:szCs w:val="18"/>
+        </w:rPr>
+        <w:br/>
+        <w:t xml:space="preserve">Usé evidencia matemática: números, una ecuación, un modelo o una comparación.</w:t>
+      </w:r>
+    </w:p>
+    <w:p>
+      <w:pPr>
+        <w:spacing w:after="80"/>
+      </w:pPr>
+      <w:r>
+        <w:rPr>
+          <w:b/>
+          <w:bCs/>
+          <w:color w:val="1FA6A2"/>
+          <w:sz w:val="22"/>
+          <w:szCs w:val="22"/>
+        </w:rPr>
+        <w:t xml:space="preserve">☐  </w:t>
+      </w:r>
+      <w:r>
+        <w:rPr>
+          <w:sz w:val="20"/>
+          <w:szCs w:val="20"/>
+        </w:rPr>
+        <w:t xml:space="preserve">I explained how the evidence proves my answer.</w:t>
+      </w:r>
+      <w:r>
+        <w:rPr>
+          <w:i/>
+          <w:iCs/>
+          <w:color w:val="5F6F80"/>
+          <w:sz w:val="18"/>
+          <w:szCs w:val="18"/>
+        </w:rPr>
+        <w:br/>
+        <w:t xml:space="preserve">Expliqué cómo la evidencia demuestra mi respuesta.</w:t>
+      </w:r>
+    </w:p>
+    <w:p>
+      <w:pPr>
+        <w:spacing w:after="80"/>
+      </w:pPr>
+      <w:r>
+        <w:rPr>
+          <w:b/>
+          <w:bCs/>
+          <w:color w:val="1FA6A2"/>
+          <w:sz w:val="22"/>
+          <w:szCs w:val="22"/>
+        </w:rPr>
+        <w:t xml:space="preserve">☐  </w:t>
+      </w:r>
+      <w:r>
+        <w:rPr>
+          <w:sz w:val="20"/>
+          <w:szCs w:val="20"/>
+        </w:rPr>
+        <w:t xml:space="preserve">I used at least two math words.</w:t>
+      </w:r>
+      <w:r>
+        <w:rPr>
+          <w:i/>
+          <w:iCs/>
+          <w:color w:val="5F6F80"/>
+          <w:sz w:val="18"/>
+          <w:szCs w:val="18"/>
+        </w:rPr>
+        <w:br/>
+        <w:t xml:space="preserve">Usé por lo menos dos palabras matemáticas.</w:t>
+      </w:r>
+    </w:p>
+    <w:p>
+      <w:pPr>
+        <w:spacing w:after="80"/>
+      </w:pPr>
+      <w:r>
+        <w:rPr>
+          <w:b/>
+          <w:bCs/>
+          <w:color w:val="1FA6A2"/>
+          <w:sz w:val="22"/>
+          <w:szCs w:val="22"/>
+        </w:rPr>
+        <w:t xml:space="preserve">☐  </w:t>
+      </w:r>
+      <w:r>
+        <w:rPr>
+          <w:sz w:val="20"/>
+          <w:szCs w:val="20"/>
+        </w:rPr>
+        <w:t xml:space="preserve">I reread complete sentences and punctuation.</w:t>
+      </w:r>
+      <w:r>
+        <w:rPr>
+          <w:i/>
+          <w:iCs/>
+          <w:color w:val="5F6F80"/>
+          <w:sz w:val="18"/>
+          <w:szCs w:val="18"/>
+        </w:rPr>
+        <w:br/>
+        <w:t xml:space="preserve">Volví a leer mis oraciones completas y la puntuación.</w:t>
+      </w:r>
+    </w:p>
+    <w:p>
+      <w:pPr>
+        <w:pStyle w:val="Heading1"/>
+        <w:pageBreakBefore/>
+        <w:pBdr>
+          <w:bottom w:val="single" w:color="1FA6A2" w:sz="14" w:space="6"/>
+        </w:pBdr>
+        <w:spacing w:after="140" w:before="0"/>
+      </w:pPr>
+      <w:r>
+        <w:rPr>
+          <w:b/>
+          <w:bCs/>
+          <w:color w:val="12355B"/>
+          <w:sz w:val="30"/>
+          <w:szCs w:val="30"/>
+        </w:rPr>
+        <w:t xml:space="preserve">Worked Example</w:t>
+      </w:r>
+    </w:p>
+    <w:p>
+      <w:pPr>
+        <w:pStyle w:val="Heading2"/>
+        <w:spacing w:after="80" w:before="180"/>
+      </w:pPr>
+      <w:r>
+        <w:rPr>
+          <w:b/>
+          <w:bCs/>
+          <w:color w:val="12355B"/>
+          <w:sz w:val="24"/>
+          <w:szCs w:val="24"/>
+        </w:rPr>
+        <w:t xml:space="preserve">Watch &amp; Read</w:t>
+      </w:r>
+      <w:r>
+        <w:rPr>
+          <w:i/>
+          <w:iCs/>
+          <w:color w:val="1FA6A2"/>
+          <w:sz w:val="19"/>
+          <w:szCs w:val="19"/>
+        </w:rPr>
+        <w:t xml:space="preserve">   I Do — follow along with your teacher</w:t>
+      </w:r>
+    </w:p>
+    <w:tbl>
+      <w:tblPr>
+        <w:tblW w:type="pct" w:w="100%"/>
+        <w:tblBorders>
+          <w:top w:val="single" w:color="1FA6A2" w:sz="8"/>
+          <w:left w:val="single" w:color="1FA6A2" w:sz="8"/>
+          <w:bottom w:val="single" w:color="1FA6A2" w:sz="8"/>
+          <w:right w:val="single" w:color="1FA6A2" w:sz="8"/>
+          <w:insideH w:val="single" w:color="auto" w:sz="4"/>
+          <w:insideV w:val="single" w:color="auto" w:sz="4"/>
+        </w:tblBorders>
+      </w:tblPr>
+      <w:tblGrid>
+        <w:gridCol w:w="100"/>
+      </w:tblGrid>
+      <w:tr>
+        <w:tc>
+          <w:tcPr>
+            <w:shd w:fill="E6F4F3" w:color="auto" w:val="clear"/>
+            <w:tcMar>
+              <w:top w:type="dxa" w:w="120"/>
+              <w:left w:type="dxa" w:w="180"/>
+              <w:bottom w:type="dxa" w:w="120"/>
+              <w:right w:type="dxa" w:w="180"/>
+            </w:tcMar>
+          </w:tcPr>
+          <w:p>
+            <w:pPr>
+              <w:spacing w:after="60"/>
+            </w:pPr>
+            <w:r>
+              <w:rPr>
+                <w:b/>
+                <w:bCs/>
+                <w:color w:val="12355B"/>
+                <w:sz w:val="22"/>
+                <w:szCs w:val="22"/>
+              </w:rPr>
+              <w:t xml:space="preserve">Case File: The Suspect Constraints</w:t>
+            </w:r>
+          </w:p>
+          <w:p>
+            <w:pPr>
+              <w:spacing w:after="0"/>
+            </w:pPr>
+            <w:r>
+              <w:rPr>
+                <w:sz w:val="21"/>
+                <w:szCs w:val="21"/>
+              </w:rPr>
+              <w:t xml:space="preserve">Detective Navarro is narrowing down suspects. A witness says the suspect is at least 18 years old. The detective writes the inequality a ≥ 18, where a is the suspect's age. How does this help eliminate suspects?</w:t>
+            </w:r>
+          </w:p>
+        </w:tc>
+      </w:tr>
+    </w:tbl>
+    <w:p>
+      <w:pPr>
+        <w:spacing w:after="80"/>
+      </w:pPr>
+      <w:r>
+        <w:t xml:space="preserve"/>
+      </w:r>
+    </w:p>
+    <w:p>
+      <w:pPr>
+        <w:spacing w:after="50" w:before="60"/>
+      </w:pPr>
+      <w:r>
+        <w:rPr>
+          <w:b/>
+          <w:bCs/>
+          <w:color w:val="12355B"/>
+          <w:sz w:val="21"/>
+          <w:szCs w:val="21"/>
+        </w:rPr>
+        <w:t xml:space="preserve">Think about:</w:t>
+      </w:r>
+    </w:p>
+    <w:p>
+      <w:pPr>
+        <w:spacing w:after="40"/>
+        <w:ind w:left="300"/>
+      </w:pPr>
+      <w:r>
+        <w:rPr>
+          <w:sz w:val="20"/>
+          <w:szCs w:val="20"/>
+        </w:rPr>
+        <w:t xml:space="preserve">•  What does 'at least 18' mean about the suspect's age?</w:t>
+      </w:r>
+    </w:p>
+    <w:p>
+      <w:pPr>
+        <w:spacing w:after="40"/>
+        <w:ind w:left="300"/>
+      </w:pPr>
+      <w:r>
+        <w:rPr>
+          <w:sz w:val="20"/>
+          <w:szCs w:val="20"/>
+        </w:rPr>
+        <w:t xml:space="preserve">•  Could the suspect be exactly 18?</w:t>
+      </w:r>
+    </w:p>
+    <w:p>
+      <w:pPr>
+        <w:spacing w:after="40"/>
+        <w:ind w:left="300"/>
+      </w:pPr>
+      <w:r>
+        <w:rPr>
+          <w:sz w:val="20"/>
+          <w:szCs w:val="20"/>
+        </w:rPr>
+        <w:t xml:space="preserve">•  How is an inequality different from an equation?</w:t>
+      </w:r>
+    </w:p>
+    <w:p>
+      <w:pPr>
+        <w:spacing w:after="40"/>
+        <w:ind w:left="300"/>
+      </w:pPr>
+      <w:r>
+        <w:rPr>
+          <w:sz w:val="20"/>
+          <w:szCs w:val="20"/>
+        </w:rPr>
+        <w:t xml:space="preserve">•  What if the witness said the suspect was less than 30 years old?</w:t>
+      </w:r>
+    </w:p>
+    <w:p>
+      <w:pPr>
+        <w:spacing w:after="40"/>
+        <w:ind w:left="300"/>
+      </w:pPr>
+      <w:r>
+        <w:rPr>
+          <w:sz w:val="20"/>
+          <w:szCs w:val="20"/>
+        </w:rPr>
+        <w:t xml:space="preserve">•  Could you combine two inequalities to narrow it down even more?</w:t>
+      </w:r>
+    </w:p>
+    <w:p>
+      <w:pPr>
+        <w:pStyle w:val="Heading2"/>
+        <w:spacing w:after="80" w:before="180"/>
+      </w:pPr>
+      <w:r>
+        <w:rPr>
+          <w:b/>
+          <w:bCs/>
+          <w:color w:val="12355B"/>
+          <w:sz w:val="24"/>
+          <w:szCs w:val="24"/>
+        </w:rPr>
+        <w:t xml:space="preserve">Solved Example</w:t>
+      </w:r>
+      <w:r>
+        <w:rPr>
+          <w:i/>
+          <w:iCs/>
+          <w:color w:val="1FA6A2"/>
+          <w:sz w:val="19"/>
+          <w:szCs w:val="19"/>
+        </w:rPr>
+        <w:t xml:space="preserve">   I Do — watch each step</w:t>
+      </w:r>
+    </w:p>
+    <w:p>
+      <w:pPr>
+        <w:keepNext/>
+        <w:spacing w:after="40"/>
+      </w:pPr>
+      <w:r>
+        <w:rPr>
+          <w:b/>
+          <w:bCs/>
+          <w:color w:val="12355B"/>
+          <w:sz w:val="21"/>
+          <w:szCs w:val="21"/>
+        </w:rPr>
+        <w:t xml:space="preserve">Problem:  </w:t>
+      </w:r>
+      <w:r>
+        <w:rPr>
+          <w:sz w:val="21"/>
+          <w:szCs w:val="21"/>
+        </w:rPr>
+        <w:t xml:space="preserve">Which inequality represents: 'The temperature is less than 40 degrees'?</w:t>
+      </w:r>
+    </w:p>
+    <w:p>
+      <w:pPr>
+        <w:spacing w:after="30"/>
+        <w:ind w:left="420"/>
+      </w:pPr>
+      <w:r>
+        <w:rPr>
+          <w:sz w:val="20"/>
+          <w:szCs w:val="20"/>
+        </w:rPr>
+        <w:t xml:space="preserve">A)  t &lt; 40</w:t>
+      </w:r>
+    </w:p>
+    <w:p>
+      <w:pPr>
+        <w:spacing w:after="30"/>
+        <w:ind w:left="420"/>
+      </w:pPr>
+      <w:r>
+        <w:rPr>
+          <w:sz w:val="20"/>
+          <w:szCs w:val="20"/>
+        </w:rPr>
+        <w:t xml:space="preserve">B)  t &gt; 40</w:t>
+      </w:r>
+    </w:p>
+    <w:p>
+      <w:pPr>
+        <w:spacing w:after="30"/>
+        <w:ind w:left="420"/>
+      </w:pPr>
+      <w:r>
+        <w:rPr>
+          <w:sz w:val="20"/>
+          <w:szCs w:val="20"/>
+        </w:rPr>
+        <w:t xml:space="preserve">C)  t ≤ 40</w:t>
+      </w:r>
+    </w:p>
+    <w:p>
+      <w:pPr>
+        <w:spacing w:after="30"/>
+        <w:ind w:left="420"/>
+      </w:pPr>
+      <w:r>
+        <w:rPr>
+          <w:sz w:val="20"/>
+          <w:szCs w:val="20"/>
+        </w:rPr>
+        <w:t xml:space="preserve">D)  t = 40</w:t>
+      </w:r>
+    </w:p>
+    <w:p>
+      <w:pPr>
+        <w:spacing w:after="20" w:before="50"/>
+      </w:pPr>
+      <w:r>
+        <w:rPr>
+          <w:b/>
+          <w:bCs/>
+          <w:color w:val="1FA6A2"/>
+          <w:sz w:val="21"/>
+          <w:szCs w:val="21"/>
+        </w:rPr>
+        <w:t xml:space="preserve">Step 1:  </w:t>
+      </w:r>
+      <w:r>
+        <w:rPr>
+          <w:sz w:val="21"/>
+          <w:szCs w:val="21"/>
+        </w:rPr>
+        <w:t xml:space="preserve">'Less than' means &lt;, so the inequality is t &lt; 40.</w:t>
+      </w:r>
+    </w:p>
+    <w:p>
+      <w:pPr>
+        <w:spacing w:after="40" w:before="60"/>
+      </w:pPr>
+      <w:r>
+        <w:rPr>
+          <w:b/>
+          <w:bCs/>
+          <w:color w:val="12355B"/>
+          <w:sz w:val="21"/>
+          <w:szCs w:val="21"/>
+        </w:rPr>
+        <w:t xml:space="preserve">Answer:  </w:t>
+      </w:r>
+      <w:r>
+        <w:rPr>
+          <w:b/>
+          <w:bCs/>
+          <w:sz w:val="21"/>
+          <w:szCs w:val="21"/>
+        </w:rPr>
+        <w:t xml:space="preserve">A. t &lt; 40</w:t>
+      </w:r>
+    </w:p>
+    <w:p>
+      <w:pPr>
+        <w:pStyle w:val="Heading1"/>
+        <w:pageBreakBefore/>
+        <w:pBdr>
+          <w:bottom w:val="single" w:color="1FA6A2" w:sz="14" w:space="6"/>
+        </w:pBdr>
+        <w:spacing w:after="140" w:before="0"/>
+      </w:pPr>
+      <w:r>
+        <w:rPr>
+          <w:b/>
+          <w:bCs/>
+          <w:color w:val="12355B"/>
+          <w:sz w:val="30"/>
+          <w:szCs w:val="30"/>
+        </w:rPr>
+        <w:t xml:space="preserve">Guided Practice</w:t>
+      </w:r>
+    </w:p>
+    <w:p>
+      <w:pPr>
+        <w:pStyle w:val="Heading2"/>
+        <w:spacing w:after="80" w:before="180"/>
+      </w:pPr>
+      <w:r>
+        <w:rPr>
+          <w:b/>
+          <w:bCs/>
+          <w:color w:val="12355B"/>
+          <w:sz w:val="24"/>
+          <w:szCs w:val="24"/>
+        </w:rPr>
+        <w:t xml:space="preserve">Solve Together</w:t>
+      </w:r>
+      <w:r>
+        <w:rPr>
+          <w:i/>
+          <w:iCs/>
+          <w:color w:val="6B4FA0"/>
+          <w:sz w:val="19"/>
+          <w:szCs w:val="19"/>
+        </w:rPr>
+        <w:t xml:space="preserve">   We Do — work with your class</w:t>
+      </w:r>
+    </w:p>
+    <w:p>
+      <w:pPr>
+        <w:keepNext/>
+        <w:spacing w:after="40" w:before="40"/>
+      </w:pPr>
+      <w:r>
+        <w:rPr>
+          <w:b/>
+          <w:bCs/>
+          <w:color w:val="12355B"/>
+          <w:sz w:val="21"/>
+          <w:szCs w:val="21"/>
+        </w:rPr>
+        <w:t xml:space="preserve">Problem:  </w:t>
+      </w:r>
+      <w:r>
+        <w:rPr>
+          <w:sz w:val="21"/>
+          <w:szCs w:val="21"/>
+        </w:rPr>
+        <w:t xml:space="preserve">Which inequality represents: 'You must be at least 48 inches tall to ride'?</w:t>
+      </w:r>
+    </w:p>
+    <w:p>
+      <w:pPr>
+        <w:spacing w:after="30"/>
+        <w:ind w:left="420"/>
+      </w:pPr>
+      <w:r>
+        <w:rPr>
+          <w:sz w:val="20"/>
+          <w:szCs w:val="20"/>
+        </w:rPr>
+        <w:t xml:space="preserve">A)  h ≥ 48</w:t>
+      </w:r>
+    </w:p>
+    <w:p>
+      <w:pPr>
+        <w:spacing w:after="30"/>
+        <w:ind w:left="420"/>
+      </w:pPr>
+      <w:r>
+        <w:rPr>
+          <w:sz w:val="20"/>
+          <w:szCs w:val="20"/>
+        </w:rPr>
+        <w:t xml:space="preserve">B)  h &gt; 48</w:t>
+      </w:r>
+    </w:p>
+    <w:p>
+      <w:pPr>
+        <w:spacing w:after="30"/>
+        <w:ind w:left="420"/>
+      </w:pPr>
+      <w:r>
+        <w:rPr>
+          <w:sz w:val="20"/>
+          <w:szCs w:val="20"/>
+        </w:rPr>
+        <w:t xml:space="preserve">C)  h &lt; 48</w:t>
+      </w:r>
+    </w:p>
+    <w:p>
+      <w:pPr>
+        <w:spacing w:after="30"/>
+        <w:ind w:left="420"/>
+      </w:pPr>
+      <w:r>
+        <w:rPr>
+          <w:sz w:val="20"/>
+          <w:szCs w:val="20"/>
+        </w:rPr>
+        <w:t xml:space="preserve">D)  h ≤ 48</w:t>
+      </w:r>
+    </w:p>
+    <w:p>
+      <w:pPr>
+        <w:keepNext/>
+        <w:spacing w:after="0" w:before="50"/>
+      </w:pPr>
+      <w:r>
+        <w:rPr>
+          <w:b/>
+          <w:bCs/>
+          <w:color w:val="6B4FA0"/>
+          <w:sz w:val="21"/>
+          <w:szCs w:val="21"/>
+        </w:rPr>
+        <w:t xml:space="preserve">Step 1:</w:t>
+      </w:r>
+    </w:p>
+    <w:p>
+      <w:pPr>
+        <w:pBdr>
+          <w:bottom w:val="single" w:color="AFBECC" w:sz="6"/>
+        </w:pBdr>
+        <w:spacing w:after="30" w:before="150"/>
+      </w:pPr>
+      <w:r>
+        <w:t xml:space="preserve"/>
+      </w:r>
+    </w:p>
+    <w:p>
+      <w:pPr>
+        <w:keepNext/>
+        <w:spacing w:after="0" w:before="50"/>
+      </w:pPr>
+      <w:r>
+        <w:rPr>
+          <w:b/>
+          <w:bCs/>
+          <w:color w:val="6B4FA0"/>
+          <w:sz w:val="21"/>
+          <w:szCs w:val="21"/>
+        </w:rPr>
+        <w:t xml:space="preserve">Step 2:</w:t>
+      </w:r>
+    </w:p>
+    <w:p>
+      <w:pPr>
+        <w:pBdr>
+          <w:bottom w:val="single" w:color="AFBECC" w:sz="6"/>
+        </w:pBdr>
+        <w:spacing w:after="30" w:before="150"/>
+      </w:pPr>
+      <w:r>
+        <w:t xml:space="preserve"/>
+      </w:r>
+    </w:p>
+    <w:p>
+      <w:pPr>
+        <w:keepNext/>
+        <w:spacing w:after="0" w:before="60"/>
+      </w:pPr>
+      <w:r>
+        <w:rPr>
+          <w:b/>
+          <w:bCs/>
+          <w:color w:val="12355B"/>
+          <w:sz w:val="21"/>
+          <w:szCs w:val="21"/>
+        </w:rPr>
+        <w:t xml:space="preserve">Answer:</w:t>
+      </w:r>
+    </w:p>
+    <w:p>
+      <w:pPr>
+        <w:pBdr>
+          <w:bottom w:val="single" w:color="AFBECC" w:sz="6"/>
+        </w:pBdr>
+        <w:spacing w:after="30" w:before="150"/>
+      </w:pPr>
+      <w:r>
+        <w:t xml:space="preserve"/>
+      </w:r>
+    </w:p>
+    <w:p>
+      <w:pPr>
+        <w:spacing w:after="80"/>
+      </w:pPr>
+      <w:r>
+        <w:t xml:space="preserve"/>
+      </w:r>
+    </w:p>
+    <w:tbl>
+      <w:tblPr>
+        <w:tblW w:type="pct" w:w="100%"/>
+        <w:tblBorders>
+          <w:top w:val="single" w:color="BBD0DE" w:sz="8"/>
+          <w:left w:val="single" w:color="BBD0DE" w:sz="8"/>
+          <w:bottom w:val="single" w:color="BBD0DE" w:sz="8"/>
+          <w:right w:val="single" w:color="BBD0DE" w:sz="8"/>
+          <w:insideH w:val="single" w:color="auto" w:sz="4"/>
+          <w:insideV w:val="single" w:color="auto" w:sz="4"/>
+        </w:tblBorders>
+      </w:tblPr>
+      <w:tblGrid>
+        <w:gridCol w:w="100"/>
+      </w:tblGrid>
+      <w:tr>
+        <w:tc>
+          <w:tcPr>
+            <w:shd w:fill="EEF4F8" w:color="auto" w:val="clear"/>
+            <w:tcMar>
+              <w:top w:type="dxa" w:w="120"/>
+              <w:left w:type="dxa" w:w="180"/>
+              <w:bottom w:type="dxa" w:w="120"/>
+              <w:right w:type="dxa" w:w="180"/>
+            </w:tcMar>
+          </w:tcPr>
+          <w:p>
+            <w:pPr>
               <w:spacing w:after="60"/>
             </w:pPr>
             <w:r>
@@ -3525,6 +4821,97 @@
           <w:szCs w:val="19"/>
         </w:rPr>
         <w:t xml:space="preserve">  — 'At least 14' means 14 or greater, so n ≥ 14.</w:t>
+      </w:r>
+    </w:p>
+    <w:p>
+      <w:pPr>
+        <w:pStyle w:val="Heading2"/>
+        <w:spacing w:after="80" w:before="180"/>
+      </w:pPr>
+      <w:r>
+        <w:rPr>
+          <w:b/>
+          <w:bCs/>
+          <w:color w:val="12355B"/>
+          <w:sz w:val="24"/>
+          <w:szCs w:val="24"/>
+        </w:rPr>
+        <w:t xml:space="preserve">Math Writing Criteria</w:t>
+      </w:r>
+    </w:p>
+    <w:p>
+      <w:pPr>
+        <w:spacing w:after="100"/>
+      </w:pPr>
+      <w:r>
+        <w:rPr>
+          <w:i/>
+          <w:iCs/>
+          <w:color w:val="5F6F80"/>
+          <w:sz w:val="19"/>
+          <w:szCs w:val="19"/>
+        </w:rPr>
+        <w:t xml:space="preserve">The support level changes the amount of language scaffolding, not the mathematical expectation.</w:t>
+      </w:r>
+    </w:p>
+    <w:p>
+      <w:pPr>
+        <w:spacing w:after="80"/>
+      </w:pPr>
+      <w:r>
+        <w:rPr>
+          <w:sz w:val="20"/>
+          <w:szCs w:val="20"/>
+        </w:rPr>
+        <w:t xml:space="preserve">☐  I answered the question.</w:t>
+      </w:r>
+    </w:p>
+    <w:p>
+      <w:pPr>
+        <w:spacing w:after="80"/>
+      </w:pPr>
+      <w:r>
+        <w:rPr>
+          <w:sz w:val="20"/>
+          <w:szCs w:val="20"/>
+        </w:rPr>
+        <w:t xml:space="preserve">☐  I used math evidence: numbers, an equation, a model, or a comparison.</w:t>
+      </w:r>
+    </w:p>
+    <w:p>
+      <w:pPr>
+        <w:spacing w:after="80"/>
+      </w:pPr>
+      <w:r>
+        <w:rPr>
+          <w:sz w:val="20"/>
+          <w:szCs w:val="20"/>
+        </w:rPr>
+        <w:t xml:space="preserve">☐  I explained how the evidence proves my answer.</w:t>
+      </w:r>
+    </w:p>
+    <w:p>
+      <w:pPr>
+        <w:spacing w:after="80"/>
+      </w:pPr>
+      <w:r>
+        <w:rPr>
+          <w:sz w:val="20"/>
+          <w:szCs w:val="20"/>
+        </w:rPr>
+        <w:t xml:space="preserve">☐  I used at least two math words.</w:t>
+      </w:r>
+    </w:p>
+    <w:p>
+      <w:pPr>
+        <w:spacing w:after="80"/>
+      </w:pPr>
+      <w:r>
+        <w:rPr>
+          <w:sz w:val="20"/>
+          <w:szCs w:val="20"/>
+        </w:rPr>
+        <w:t xml:space="preserve">☐  I reread complete sentences and punctuation.</w:t>
       </w:r>
     </w:p>
     <w:sectPr>

--- a/lessons/7-4/downloads/7-4-notes-teacher.docx
+++ b/lessons/7-4/downloads/7-4-notes-teacher.docx
@@ -835,7 +835,7 @@
                 <w:sz w:val="21"/>
                 <w:szCs w:val="21"/>
               </w:rPr>
-              <w:t xml:space="preserve">To put numbers in order, smallest to biggest or biggest to smallest.</w:t>
+              <w:t xml:space="preserve">To arrange numbers by size, from least to greatest or greatest to least.</w:t>
             </w:r>
           </w:p>
           <w:p>
@@ -1601,7 +1601,7 @@
           <w:sz w:val="22"/>
           <w:szCs w:val="22"/>
         </w:rPr>
-        <w:t xml:space="preserve">__________  —  Use a number line to decide which integers are greater or less and place them in order.</w:t>
+        <w:t xml:space="preserve">On a number line, the number farther to the ___ is always less.</w:t>
       </w:r>
     </w:p>
     <w:p>
@@ -2078,7 +2078,7 @@
           <w:sz w:val="20"/>
           <w:szCs w:val="20"/>
         </w:rPr>
-        <w:t xml:space="preserve">To put numbers in order, smallest to biggest or biggest to smallest.</w:t>
+        <w:t xml:space="preserve">To arrange numbers by size, from least to greatest or greatest to least.</w:t>
       </w:r>
       <w:r>
         <w:rPr>
@@ -2089,7 +2089,7 @@
           <w:szCs w:val="18"/>
         </w:rPr>
         <w:br/>
-        <w:t xml:space="preserve">Ordenar — Poner números en orden, de menor a mayor o de mayor a menor.</w:t>
+        <w:t xml:space="preserve">Ordenar — Acomodar números por tamaño, de menor a mayor o de mayor a menor.</w:t>
       </w:r>
     </w:p>
     <w:p>

--- a/lessons/7-4/downloads/7-4-notes-teacher.docx
+++ b/lessons/7-4/downloads/7-4-notes-teacher.docx
@@ -219,10 +219,12 @@
     <w:p>
       <w:pPr>
         <w:pStyle w:val="Heading1"/>
+        <w:keepNext/>
+        <w:keepLines/>
         <w:pBdr>
           <w:bottom w:val="single" w:color="1FA6A2" w:sz="14" w:space="6"/>
         </w:pBdr>
-        <w:spacing w:after="140" w:before="260"/>
+        <w:spacing w:after="140" w:before="300"/>
       </w:pPr>
       <w:r>
         <w:rPr>
@@ -1485,10 +1487,12 @@
     <w:p>
       <w:pPr>
         <w:pStyle w:val="Heading1"/>
+        <w:keepNext/>
+        <w:keepLines/>
         <w:pBdr>
           <w:bottom w:val="single" w:color="1FA6A2" w:sz="14" w:space="6"/>
         </w:pBdr>
-        <w:spacing w:after="140" w:before="260"/>
+        <w:spacing w:after="140" w:before="300"/>
       </w:pPr>
       <w:r>
         <w:rPr>
@@ -1584,7 +1588,8 @@
     </w:p>
     <w:p>
       <w:pPr>
-        <w:spacing w:after="120" w:before="80"/>
+        <w:keepLines/>
+        <w:spacing w:after="260" w:before="200"/>
       </w:pPr>
       <w:r>
         <w:rPr>
@@ -1601,34 +1606,27 @@
           <w:sz w:val="22"/>
           <w:szCs w:val="22"/>
         </w:rPr>
-        <w:t xml:space="preserve">On a number line, the number farther to the ___ is always less.</w:t>
-      </w:r>
-    </w:p>
-    <w:p>
-      <w:pPr>
-        <w:spacing w:after="120" w:before="80"/>
-      </w:pPr>
-      <w:r>
-        <w:rPr>
-          <w:b/>
-          <w:bCs/>
-          <w:color w:val="12355B"/>
+        <w:t xml:space="preserve">On a number line, the number farther to the </w:t>
+      </w:r>
+      <w:r>
+        <w:rPr>
           <w:sz w:val="22"/>
           <w:szCs w:val="22"/>
         </w:rPr>
-        <w:t xml:space="preserve">2.  </w:t>
+        <w:t xml:space="preserve">________________</w:t>
       </w:r>
       <w:r>
         <w:rPr>
           <w:sz w:val="22"/>
           <w:szCs w:val="22"/>
         </w:rPr>
-        <w:t xml:space="preserve">To plot integers in order, place them on a ___.</w:t>
-      </w:r>
-    </w:p>
-    <w:p>
-      <w:pPr>
-        <w:spacing w:after="120" w:before="80"/>
+        <w:t xml:space="preserve"> is always less.</w:t>
+      </w:r>
+    </w:p>
+    <w:p>
+      <w:pPr>
+        <w:keepLines/>
+        <w:spacing w:after="260" w:before="200"/>
       </w:pPr>
       <w:r>
         <w:rPr>
@@ -1638,41 +1636,34 @@
           <w:sz w:val="22"/>
           <w:szCs w:val="22"/>
         </w:rPr>
-        <w:t xml:space="preserve">3.  </w:t>
+        <w:t xml:space="preserve">2.  </w:t>
       </w:r>
       <w:r>
         <w:rPr>
           <w:sz w:val="22"/>
           <w:szCs w:val="22"/>
         </w:rPr>
-        <w:t xml:space="preserve">To decide which number is larger or smaller is to ___ them.</w:t>
-      </w:r>
-    </w:p>
-    <w:p>
-      <w:pPr>
-        <w:spacing w:after="120" w:before="80"/>
-      </w:pPr>
-      <w:r>
-        <w:rPr>
-          <w:b/>
-          <w:bCs/>
-          <w:color w:val="12355B"/>
+        <w:t xml:space="preserve">To plot integers in order, place them on a </w:t>
+      </w:r>
+      <w:r>
+        <w:rPr>
           <w:sz w:val="22"/>
           <w:szCs w:val="22"/>
         </w:rPr>
-        <w:t xml:space="preserve">4.  </w:t>
+        <w:t xml:space="preserve">________________</w:t>
       </w:r>
       <w:r>
         <w:rPr>
           <w:sz w:val="22"/>
           <w:szCs w:val="22"/>
         </w:rPr>
-        <w:t xml:space="preserve">To arrange numbers from least to greatest or greatest to least is to ___ them.</w:t>
-      </w:r>
-    </w:p>
-    <w:p>
-      <w:pPr>
-        <w:spacing w:after="120" w:before="80"/>
+        <w:t xml:space="preserve">.</w:t>
+      </w:r>
+    </w:p>
+    <w:p>
+      <w:pPr>
+        <w:keepLines/>
+        <w:spacing w:after="260" w:before="200"/>
       </w:pPr>
       <w:r>
         <w:rPr>
@@ -1682,41 +1673,34 @@
           <w:sz w:val="22"/>
           <w:szCs w:val="22"/>
         </w:rPr>
-        <w:t xml:space="preserve">5.  </w:t>
+        <w:t xml:space="preserve">3.  </w:t>
       </w:r>
       <w:r>
         <w:rPr>
           <w:sz w:val="22"/>
           <w:szCs w:val="22"/>
         </w:rPr>
-        <w:t xml:space="preserve">On a number line, a number farther to the right is ___ another number.</w:t>
-      </w:r>
-    </w:p>
-    <w:p>
-      <w:pPr>
-        <w:spacing w:after="120" w:before="80"/>
-      </w:pPr>
-      <w:r>
-        <w:rPr>
-          <w:b/>
-          <w:bCs/>
-          <w:color w:val="12355B"/>
+        <w:t xml:space="preserve">To decide which number is larger or smaller is to </w:t>
+      </w:r>
+      <w:r>
+        <w:rPr>
           <w:sz w:val="22"/>
           <w:szCs w:val="22"/>
         </w:rPr>
-        <w:t xml:space="preserve">6.  </w:t>
+        <w:t xml:space="preserve">________________</w:t>
       </w:r>
       <w:r>
         <w:rPr>
           <w:sz w:val="22"/>
           <w:szCs w:val="22"/>
         </w:rPr>
-        <w:t xml:space="preserve">On a number line, a number farther to the left is ___ another number.</w:t>
-      </w:r>
-    </w:p>
-    <w:p>
-      <w:pPr>
-        <w:spacing w:after="120" w:before="80"/>
+        <w:t xml:space="preserve"> them.</w:t>
+      </w:r>
+    </w:p>
+    <w:p>
+      <w:pPr>
+        <w:keepLines/>
+        <w:spacing w:after="260" w:before="200"/>
       </w:pPr>
       <w:r>
         <w:rPr>
@@ -1726,46 +1710,187 @@
           <w:sz w:val="22"/>
           <w:szCs w:val="22"/>
         </w:rPr>
-        <w:t xml:space="preserve">7.  </w:t>
+        <w:t xml:space="preserve">4.  </w:t>
       </w:r>
       <w:r>
         <w:rPr>
           <w:sz w:val="22"/>
           <w:szCs w:val="22"/>
         </w:rPr>
-        <w:t xml:space="preserve">An integer less than zero, like −6, is a ___.</w:t>
-      </w:r>
-    </w:p>
-    <w:p>
-      <w:pPr>
-        <w:spacing w:after="120" w:before="80"/>
-      </w:pPr>
-      <w:r>
-        <w:rPr>
-          <w:b/>
-          <w:bCs/>
-          <w:color w:val="12355B"/>
+        <w:t xml:space="preserve">To arrange numbers from least to greatest or greatest to least is to </w:t>
+      </w:r>
+      <w:r>
+        <w:rPr>
           <w:sz w:val="22"/>
           <w:szCs w:val="22"/>
         </w:rPr>
-        <w:t xml:space="preserve">8.  </w:t>
+        <w:t xml:space="preserve">________________</w:t>
       </w:r>
       <w:r>
         <w:rPr>
           <w:sz w:val="22"/>
           <w:szCs w:val="22"/>
         </w:rPr>
-        <w:t xml:space="preserve">A whole number or its opposite is an ___.</w:t>
+        <w:t xml:space="preserve"> them.</w:t>
+      </w:r>
+    </w:p>
+    <w:p>
+      <w:pPr>
+        <w:keepLines/>
+        <w:spacing w:after="260" w:before="200"/>
+      </w:pPr>
+      <w:r>
+        <w:rPr>
+          <w:b/>
+          <w:bCs/>
+          <w:color w:val="12355B"/>
+          <w:sz w:val="22"/>
+          <w:szCs w:val="22"/>
+        </w:rPr>
+        <w:t xml:space="preserve">5.  </w:t>
+      </w:r>
+      <w:r>
+        <w:rPr>
+          <w:sz w:val="22"/>
+          <w:szCs w:val="22"/>
+        </w:rPr>
+        <w:t xml:space="preserve">On a number line, a number farther to the right is </w:t>
+      </w:r>
+      <w:r>
+        <w:rPr>
+          <w:sz w:val="22"/>
+          <w:szCs w:val="22"/>
+        </w:rPr>
+        <w:t xml:space="preserve">________________</w:t>
+      </w:r>
+      <w:r>
+        <w:rPr>
+          <w:sz w:val="22"/>
+          <w:szCs w:val="22"/>
+        </w:rPr>
+        <w:t xml:space="preserve"> another number.</w:t>
+      </w:r>
+    </w:p>
+    <w:p>
+      <w:pPr>
+        <w:keepLines/>
+        <w:spacing w:after="260" w:before="200"/>
+      </w:pPr>
+      <w:r>
+        <w:rPr>
+          <w:b/>
+          <w:bCs/>
+          <w:color w:val="12355B"/>
+          <w:sz w:val="22"/>
+          <w:szCs w:val="22"/>
+        </w:rPr>
+        <w:t xml:space="preserve">6.  </w:t>
+      </w:r>
+      <w:r>
+        <w:rPr>
+          <w:sz w:val="22"/>
+          <w:szCs w:val="22"/>
+        </w:rPr>
+        <w:t xml:space="preserve">On a number line, a number farther to the left is </w:t>
+      </w:r>
+      <w:r>
+        <w:rPr>
+          <w:sz w:val="22"/>
+          <w:szCs w:val="22"/>
+        </w:rPr>
+        <w:t xml:space="preserve">________________</w:t>
+      </w:r>
+      <w:r>
+        <w:rPr>
+          <w:sz w:val="22"/>
+          <w:szCs w:val="22"/>
+        </w:rPr>
+        <w:t xml:space="preserve"> another number.</w:t>
+      </w:r>
+    </w:p>
+    <w:p>
+      <w:pPr>
+        <w:keepLines/>
+        <w:spacing w:after="260" w:before="200"/>
+      </w:pPr>
+      <w:r>
+        <w:rPr>
+          <w:b/>
+          <w:bCs/>
+          <w:color w:val="12355B"/>
+          <w:sz w:val="22"/>
+          <w:szCs w:val="22"/>
+        </w:rPr>
+        <w:t xml:space="preserve">7.  </w:t>
+      </w:r>
+      <w:r>
+        <w:rPr>
+          <w:sz w:val="22"/>
+          <w:szCs w:val="22"/>
+        </w:rPr>
+        <w:t xml:space="preserve">An integer less than zero, like −6, is a </w:t>
+      </w:r>
+      <w:r>
+        <w:rPr>
+          <w:sz w:val="22"/>
+          <w:szCs w:val="22"/>
+        </w:rPr>
+        <w:t xml:space="preserve">________________</w:t>
+      </w:r>
+      <w:r>
+        <w:rPr>
+          <w:sz w:val="22"/>
+          <w:szCs w:val="22"/>
+        </w:rPr>
+        <w:t xml:space="preserve">.</w:t>
+      </w:r>
+    </w:p>
+    <w:p>
+      <w:pPr>
+        <w:keepLines/>
+        <w:spacing w:after="260" w:before="200"/>
+      </w:pPr>
+      <w:r>
+        <w:rPr>
+          <w:b/>
+          <w:bCs/>
+          <w:color w:val="12355B"/>
+          <w:sz w:val="22"/>
+          <w:szCs w:val="22"/>
+        </w:rPr>
+        <w:t xml:space="preserve">8.  </w:t>
+      </w:r>
+      <w:r>
+        <w:rPr>
+          <w:sz w:val="22"/>
+          <w:szCs w:val="22"/>
+        </w:rPr>
+        <w:t xml:space="preserve">A whole number or its opposite is an </w:t>
+      </w:r>
+      <w:r>
+        <w:rPr>
+          <w:sz w:val="22"/>
+          <w:szCs w:val="22"/>
+        </w:rPr>
+        <w:t xml:space="preserve">________________</w:t>
+      </w:r>
+      <w:r>
+        <w:rPr>
+          <w:sz w:val="22"/>
+          <w:szCs w:val="22"/>
+        </w:rPr>
+        <w:t xml:space="preserve">.</w:t>
       </w:r>
     </w:p>
     <w:p>
       <w:pPr>
         <w:pStyle w:val="Heading1"/>
-        <w:pageBreakBefore/>
+        <w:keepNext/>
+        <w:keepLines/>
         <w:pBdr>
           <w:bottom w:val="single" w:color="1FA6A2" w:sz="14" w:space="6"/>
         </w:pBdr>
-        <w:spacing w:after="140" w:before="0"/>
+        <w:spacing w:after="140" w:before="300"/>
       </w:pPr>
       <w:r>
         <w:rPr>
@@ -3046,11 +3171,12 @@
     <w:p>
       <w:pPr>
         <w:pStyle w:val="Heading1"/>
-        <w:pageBreakBefore/>
+        <w:keepNext/>
+        <w:keepLines/>
         <w:pBdr>
           <w:bottom w:val="single" w:color="1FA6A2" w:sz="14" w:space="6"/>
         </w:pBdr>
-        <w:spacing w:after="140" w:before="0"/>
+        <w:spacing w:after="140" w:before="300"/>
       </w:pPr>
       <w:r>
         <w:rPr>
@@ -3383,11 +3509,12 @@
     <w:p>
       <w:pPr>
         <w:pStyle w:val="Heading1"/>
-        <w:pageBreakBefore/>
+        <w:keepNext/>
+        <w:keepLines/>
         <w:pBdr>
           <w:bottom w:val="single" w:color="1FA6A2" w:sz="14" w:space="6"/>
         </w:pBdr>
-        <w:spacing w:after="140" w:before="0"/>
+        <w:spacing w:after="140" w:before="300"/>
       </w:pPr>
       <w:r>
         <w:rPr>
@@ -4189,11 +4316,12 @@
     <w:p>
       <w:pPr>
         <w:pStyle w:val="Heading1"/>
-        <w:pageBreakBefore/>
+        <w:keepNext/>
+        <w:keepLines/>
         <w:pBdr>
           <w:bottom w:val="single" w:color="1FA6A2" w:sz="14" w:space="6"/>
         </w:pBdr>
-        <w:spacing w:after="140" w:before="0"/>
+        <w:spacing w:after="140" w:before="300"/>
       </w:pPr>
       <w:r>
         <w:rPr>
@@ -4562,11 +4690,12 @@
     <w:p>
       <w:pPr>
         <w:pStyle w:val="Heading1"/>
-        <w:pageBreakBefore/>
+        <w:keepNext/>
+        <w:keepLines/>
         <w:pBdr>
           <w:bottom w:val="single" w:color="1FA6A2" w:sz="14" w:space="6"/>
         </w:pBdr>
-        <w:spacing w:after="140" w:before="0"/>
+        <w:spacing w:after="140" w:before="300"/>
       </w:pPr>
       <w:r>
         <w:rPr>
@@ -4679,6 +4808,8 @@
     <w:p>
       <w:pPr>
         <w:pStyle w:val="Heading1"/>
+        <w:keepNext/>
+        <w:keepLines/>
         <w:pageBreakBefore/>
         <w:pBdr>
           <w:bottom w:val="single" w:color="1FA6A2" w:sz="14" w:space="6"/>

--- a/lessons/7-4/downloads/7-4-notes-teacher.docx
+++ b/lessons/7-4/downloads/7-4-notes-teacher.docx
@@ -1903,47 +1903,6 @@
         <w:t xml:space="preserve">Write About the Math</w:t>
       </w:r>
     </w:p>
-    <w:p>
-      <w:pPr>
-        <w:spacing w:after="100"/>
-      </w:pPr>
-      <w:r>
-        <w:rPr>
-          <w:i/>
-          <w:iCs/>
-          <w:color w:val="5F6F80"/>
-          <w:sz w:val="19"/>
-          <w:szCs w:val="19"/>
-        </w:rPr>
-        <w:t xml:space="preserve">Use the support level you need. Every level answers the same math question.</w:t>
-      </w:r>
-    </w:p>
-    <w:p>
-      <w:pPr>
-        <w:pStyle w:val="Heading2"/>
-        <w:spacing w:after="80" w:before="180"/>
-      </w:pPr>
-      <w:r>
-        <w:rPr>
-          <w:b/>
-          <w:bCs/>
-          <w:color w:val="12355B"/>
-          <w:sz w:val="24"/>
-          <w:szCs w:val="24"/>
-        </w:rPr>
-        <w:t xml:space="preserve">1. Understand the Question</w:t>
-      </w:r>
-      <w:r>
-        <w:rPr>
-          <w:i/>
-          <w:iCs/>
-          <w:color w:val="B97A12"/>
-          <w:sz w:val="19"/>
-          <w:szCs w:val="19"/>
-        </w:rPr>
-        <w:t xml:space="preserve">   explain</w:t>
-      </w:r>
-    </w:p>
     <w:tbl>
       <w:tblPr>
         <w:tblW w:type="pct" w:w="100%"/>
@@ -1982,38 +1941,16 @@
               </w:rPr>
               <w:t xml:space="preserve">How do you use integer comparison to find the coldest and warmest days?</w:t>
             </w:r>
-          </w:p>
-          <w:p>
-            <w:pPr>
-              <w:spacing w:after="0"/>
-            </w:pPr>
-            <w:r>
-              <w:rPr>
-                <w:b/>
-                <w:bCs/>
-                <w:color w:val="12355B"/>
-                <w:sz w:val="20"/>
-                <w:szCs w:val="20"/>
-              </w:rPr>
-              <w:t xml:space="preserve">Your job:  </w:t>
-            </w:r>
-            <w:r>
-              <w:rPr>
-                <w:sz w:val="20"/>
-                <w:szCs w:val="20"/>
-              </w:rPr>
-              <w:t xml:space="preserve">Answer the question. Use math evidence. Explain how the evidence proves your answer.</w:t>
-            </w:r>
             <w:r>
               <w:rPr>
                 <w:i/>
                 <w:iCs/>
                 <w:color w:val="5F6F80"/>
-                <w:sz w:val="18"/>
-                <w:szCs w:val="18"/>
+                <w:sz w:val="19"/>
+                <w:szCs w:val="19"/>
               </w:rPr>
               <w:br/>
-              <w:t xml:space="preserve">Responde la pregunta. Usa evidencia matemática. Explica cómo la evidencia demuestra tu respuesta.</w:t>
+              <w:t xml:space="preserve">¿Cómo usas la comparación de enteros para hallar el día más frío y el más caluroso?</w:t>
             </w:r>
           </w:p>
         </w:tc>
@@ -2021,33 +1958,22 @@
     </w:tbl>
     <w:p>
       <w:pPr>
-        <w:pStyle w:val="Heading2"/>
-        <w:spacing w:after="80" w:before="180"/>
-      </w:pPr>
-      <w:r>
-        <w:rPr>
-          <w:b/>
-          <w:bCs/>
-          <w:color w:val="12355B"/>
-          <w:sz w:val="24"/>
-          <w:szCs w:val="24"/>
-        </w:rPr>
-        <w:t xml:space="preserve">2. Plan Your Math Words</w:t>
-      </w:r>
+        <w:spacing w:after="100"/>
+      </w:pPr>
       <w:r>
         <w:rPr>
           <w:i/>
           <w:iCs/>
-          <w:color w:val="1FA6A2"/>
+          <w:color w:val="5F6F80"/>
           <w:sz w:val="19"/>
           <w:szCs w:val="19"/>
         </w:rPr>
-        <w:t xml:space="preserve">   check at least two</w:t>
-      </w:r>
-    </w:p>
-    <w:p>
-      <w:pPr>
-        <w:spacing w:after="60"/>
+        <w:t xml:space="preserve">Say your answer to a partner first. Then write it, using at least two of these words:</w:t>
+      </w:r>
+    </w:p>
+    <w:p>
+      <w:pPr>
+        <w:spacing w:after="40"/>
       </w:pPr>
       <w:r>
         <w:rPr>
@@ -2067,14 +1993,7 @@
           <w:sz w:val="20"/>
           <w:szCs w:val="20"/>
         </w:rPr>
-        <w:t xml:space="preserve">Compare and Order Integers — </w:t>
-      </w:r>
-      <w:r>
-        <w:rPr>
-          <w:sz w:val="20"/>
-          <w:szCs w:val="20"/>
-        </w:rPr>
-        <w:t xml:space="preserve">Use a number line to decide which integers are greater or less and place them in order.</w:t>
+        <w:t xml:space="preserve">Number line</w:t>
       </w:r>
       <w:r>
         <w:rPr>
@@ -2084,13 +2003,12 @@
           <w:sz w:val="18"/>
           <w:szCs w:val="18"/>
         </w:rPr>
-        <w:br/>
-        <w:t xml:space="preserve">Comparar y ordenar enteros — Usar una recta numérica para decidir cuáles enteros son mayores o menores y colocarlos en orden.</w:t>
-      </w:r>
-    </w:p>
-    <w:p>
-      <w:pPr>
-        <w:spacing w:after="60"/>
+        <w:t xml:space="preserve">  ·  Recta numérica</w:t>
+      </w:r>
+    </w:p>
+    <w:p>
+      <w:pPr>
+        <w:spacing w:after="40"/>
       </w:pPr>
       <w:r>
         <w:rPr>
@@ -2110,14 +2028,7 @@
           <w:sz w:val="20"/>
           <w:szCs w:val="20"/>
         </w:rPr>
-        <w:t xml:space="preserve">Number line — </w:t>
-      </w:r>
-      <w:r>
-        <w:rPr>
-          <w:sz w:val="20"/>
-          <w:szCs w:val="20"/>
-        </w:rPr>
-        <w:t xml:space="preserve">A straight line where numbers are placed in order; numbers get smaller to the left and larger to the right.</w:t>
+        <w:t xml:space="preserve">Compare</w:t>
       </w:r>
       <w:r>
         <w:rPr>
@@ -2127,13 +2038,12 @@
           <w:sz w:val="18"/>
           <w:szCs w:val="18"/>
         </w:rPr>
-        <w:br/>
-        <w:t xml:space="preserve">Recta numérica — Una recta donde los números se colocan en orden; los números son menores a la izquierda y mayores a la derecha.</w:t>
-      </w:r>
-    </w:p>
-    <w:p>
-      <w:pPr>
-        <w:spacing w:after="60"/>
+        <w:t xml:space="preserve">  ·  Comparar</w:t>
+      </w:r>
+    </w:p>
+    <w:p>
+      <w:pPr>
+        <w:spacing w:after="40"/>
       </w:pPr>
       <w:r>
         <w:rPr>
@@ -2153,14 +2063,7 @@
           <w:sz w:val="20"/>
           <w:szCs w:val="20"/>
         </w:rPr>
-        <w:t xml:space="preserve">Compare — </w:t>
-      </w:r>
-      <w:r>
-        <w:rPr>
-          <w:sz w:val="20"/>
-          <w:szCs w:val="20"/>
-        </w:rPr>
-        <w:t xml:space="preserve">To see if a number is bigger, smaller, or equal to another.</w:t>
+        <w:t xml:space="preserve">Order</w:t>
       </w:r>
       <w:r>
         <w:rPr>
@@ -2170,13 +2073,12 @@
           <w:sz w:val="18"/>
           <w:szCs w:val="18"/>
         </w:rPr>
-        <w:br/>
-        <w:t xml:space="preserve">Comparar — Ver si un número es mayor, menor o igual que otro.</w:t>
-      </w:r>
-    </w:p>
-    <w:p>
-      <w:pPr>
-        <w:spacing w:after="60"/>
+        <w:t xml:space="preserve">  ·  Ordenar</w:t>
+      </w:r>
+    </w:p>
+    <w:p>
+      <w:pPr>
+        <w:spacing w:after="40"/>
       </w:pPr>
       <w:r>
         <w:rPr>
@@ -2196,14 +2098,7 @@
           <w:sz w:val="20"/>
           <w:szCs w:val="20"/>
         </w:rPr>
-        <w:t xml:space="preserve">Order — </w:t>
-      </w:r>
-      <w:r>
-        <w:rPr>
-          <w:sz w:val="20"/>
-          <w:szCs w:val="20"/>
-        </w:rPr>
-        <w:t xml:space="preserve">To arrange numbers by size, from least to greatest or greatest to least.</w:t>
+        <w:t xml:space="preserve">Greater than</w:t>
       </w:r>
       <w:r>
         <w:rPr>
@@ -2213,13 +2108,12 @@
           <w:sz w:val="18"/>
           <w:szCs w:val="18"/>
         </w:rPr>
-        <w:br/>
-        <w:t xml:space="preserve">Ordenar — Acomodar números por tamaño, de menor a mayor o de mayor a menor.</w:t>
-      </w:r>
-    </w:p>
-    <w:p>
-      <w:pPr>
-        <w:spacing w:after="60"/>
+        <w:t xml:space="preserve">  ·  Mayor que</w:t>
+      </w:r>
+    </w:p>
+    <w:p>
+      <w:pPr>
+        <w:spacing w:after="40"/>
       </w:pPr>
       <w:r>
         <w:rPr>
@@ -2239,14 +2133,7 @@
           <w:sz w:val="20"/>
           <w:szCs w:val="20"/>
         </w:rPr>
-        <w:t xml:space="preserve">Greater than — </w:t>
-      </w:r>
-      <w:r>
-        <w:rPr>
-          <w:sz w:val="20"/>
-          <w:szCs w:val="20"/>
-        </w:rPr>
-        <w:t xml:space="preserve">The &gt; sign, showing one number is bigger.</w:t>
+        <w:t xml:space="preserve">Less than</w:t>
       </w:r>
       <w:r>
         <w:rPr>
@@ -2256,109 +2143,7 @@
           <w:sz w:val="18"/>
           <w:szCs w:val="18"/>
         </w:rPr>
-        <w:br/>
-        <w:t xml:space="preserve">Mayor que — El signo &gt;, que muestra que un número es mayor.</w:t>
-      </w:r>
-    </w:p>
-    <w:tbl>
-      <w:tblPr>
-        <w:tblW w:type="pct" w:w="100%"/>
-        <w:tblBorders>
-          <w:top w:val="single" w:color="1FA6A2" w:sz="8"/>
-          <w:left w:val="single" w:color="1FA6A2" w:sz="8"/>
-          <w:bottom w:val="single" w:color="1FA6A2" w:sz="8"/>
-          <w:right w:val="single" w:color="1FA6A2" w:sz="8"/>
-          <w:insideH w:val="single" w:color="auto" w:sz="4"/>
-          <w:insideV w:val="single" w:color="auto" w:sz="4"/>
-        </w:tblBorders>
-      </w:tblPr>
-      <w:tblGrid>
-        <w:gridCol w:w="100"/>
-      </w:tblGrid>
-      <w:tr>
-        <w:tc>
-          <w:tcPr>
-            <w:shd w:fill="F7FFFD" w:color="auto" w:val="clear"/>
-            <w:tcMar>
-              <w:top w:type="dxa" w:w="120"/>
-              <w:left w:type="dxa" w:w="180"/>
-              <w:bottom w:type="dxa" w:w="120"/>
-              <w:right w:type="dxa" w:w="180"/>
-            </w:tcMar>
-          </w:tcPr>
-          <w:p>
-            <w:pPr>
-              <w:spacing w:after="50"/>
-            </w:pPr>
-            <w:r>
-              <w:rPr>
-                <w:b/>
-                <w:bCs/>
-                <w:color w:val="1FA6A2"/>
-                <w:sz w:val="20"/>
-                <w:szCs w:val="20"/>
-              </w:rPr>
-              <w:t xml:space="preserve">Say it first:  </w:t>
-            </w:r>
-            <w:r>
-              <w:rPr>
-                <w:sz w:val="20"/>
-                <w:szCs w:val="20"/>
-              </w:rPr>
-              <w:t xml:space="preserve">Say your idea to a partner or quietly to yourself before you write.</w:t>
-            </w:r>
-          </w:p>
-          <w:p>
-            <w:pPr>
-              <w:spacing w:after="60"/>
-            </w:pPr>
-            <w:r>
-              <w:rPr>
-                <w:color w:val="1A2733"/>
-                <w:sz w:val="21"/>
-                <w:szCs w:val="21"/>
-              </w:rPr>
-              <w:t xml:space="preserve">The coldest day was ___ at ___°F because ___. The warmest day was ___ at ___°F. I ordered them from coldest to warmest by ___.</w:t>
-            </w:r>
-            <w:r>
-              <w:rPr>
-                <w:i/>
-                <w:iCs/>
-                <w:color w:val="5F6F80"/>
-                <w:sz w:val="19"/>
-                <w:szCs w:val="19"/>
-              </w:rPr>
-              <w:br/>
-              <w:t xml:space="preserve">Di tu respuesta primero: Mi respuesta es ___ porque ___.</w:t>
-            </w:r>
-          </w:p>
-        </w:tc>
-      </w:tr>
-    </w:tbl>
-    <w:p>
-      <w:pPr>
-        <w:pStyle w:val="Heading2"/>
-        <w:spacing w:after="80" w:before="180"/>
-      </w:pPr>
-      <w:r>
-        <w:rPr>
-          <w:b/>
-          <w:bCs/>
-          <w:color w:val="12355B"/>
-          <w:sz w:val="24"/>
-          <w:szCs w:val="24"/>
-        </w:rPr>
-        <w:t xml:space="preserve">3. Build Your Explanation</w:t>
-      </w:r>
-      <w:r>
-        <w:rPr>
-          <w:i/>
-          <w:iCs/>
-          <w:color w:val="B97A12"/>
-          <w:sz w:val="19"/>
-          <w:szCs w:val="19"/>
-        </w:rPr>
-        <w:t xml:space="preserve">   choose your support</w:t>
+        <w:t xml:space="preserve">  ·  Menor que</w:t>
       </w:r>
     </w:p>
     <w:tbl>
@@ -2389,21 +2174,6 @@
           </w:tcPr>
           <w:p>
             <w:pPr>
-              <w:spacing w:after="50"/>
-            </w:pPr>
-            <w:r>
-              <w:rPr>
-                <w:i/>
-                <w:iCs/>
-                <w:color w:val="5F6F80"/>
-                <w:sz w:val="19"/>
-                <w:szCs w:val="19"/>
-              </w:rPr>
-              <w:t xml:space="preserve">This model shows the parts of an explanation. It does not answer your writing question.</w:t>
-            </w:r>
-          </w:p>
-          <w:p>
-            <w:pPr>
               <w:spacing w:after="80"/>
             </w:pPr>
             <w:r>
@@ -2414,58 +2184,14 @@
                 <w:sz w:val="19"/>
                 <w:szCs w:val="19"/>
               </w:rPr>
-              <w:t xml:space="preserve">Claim:  </w:t>
+              <w:t xml:space="preserve">Model:  </w:t>
             </w:r>
             <w:r>
               <w:rPr>
                 <w:sz w:val="19"/>
                 <w:szCs w:val="19"/>
               </w:rPr>
-              <w:t xml:space="preserve">-3 is less than 2 because on the number line ___.</w:t>
-            </w:r>
-          </w:p>
-          <w:p>
-            <w:pPr>
-              <w:spacing w:after="80"/>
-            </w:pPr>
-            <w:r>
-              <w:rPr>
-                <w:b/>
-                <w:bCs/>
-                <w:color w:val="12355B"/>
-                <w:sz w:val="19"/>
-                <w:szCs w:val="19"/>
-              </w:rPr>
-              <w:t xml:space="preserve">Evidence:  </w:t>
-            </w:r>
-            <w:r>
-              <w:rPr>
-                <w:sz w:val="19"/>
-                <w:szCs w:val="19"/>
-              </w:rPr>
-              <w:t xml:space="preserve">Student explains that -3 is farther left on the number line than 2, and numbers decrease moving left.</w:t>
-            </w:r>
-          </w:p>
-          <w:p>
-            <w:pPr>
-              <w:spacing w:after="80"/>
-            </w:pPr>
-            <w:r>
-              <w:rPr>
-                <w:b/>
-                <w:bCs/>
-                <w:color w:val="12355B"/>
-                <w:sz w:val="19"/>
-                <w:szCs w:val="19"/>
-              </w:rPr>
-              <w:t xml:space="preserve">Reasoning:  </w:t>
-            </w:r>
-            <w:r>
-              <w:rPr>
-                <w:sz w:val="19"/>
-                <w:szCs w:val="19"/>
-              </w:rPr>
-              <w:t xml:space="preserve">This evidence connects the definition of compare and order integers to the mathematical claim.</w:t>
+              <w:t xml:space="preserve">-3 is less than 2 because on the number line ___. — Student explains that -3 is farther left on the number line than 2, and numbers decrease moving left.</w:t>
             </w:r>
           </w:p>
         </w:tc>
@@ -2544,7 +2270,7 @@
           <w:sz w:val="21"/>
           <w:szCs w:val="21"/>
         </w:rPr>
-        <w:t xml:space="preserve">My answer is ___.</w:t>
+        <w:t xml:space="preserve">My answer is ___ because ___.</w:t>
       </w:r>
       <w:r>
         <w:rPr>
@@ -2555,7 +2281,7 @@
           <w:szCs w:val="19"/>
         </w:rPr>
         <w:br/>
-        <w:t xml:space="preserve">Mi respuesta es ___.</w:t>
+        <w:t xml:space="preserve">Mi respuesta es ___ porque ___.</w:t>
       </w:r>
     </w:p>
     <w:tbl>
@@ -2695,7 +2421,7 @@
           <w:sz w:val="21"/>
           <w:szCs w:val="21"/>
         </w:rPr>
-        <w:t xml:space="preserve">I know because ___.</w:t>
+        <w:t xml:space="preserve">My evidence is ___, so ___.</w:t>
       </w:r>
       <w:r>
         <w:rPr>
@@ -2706,31 +2432,7 @@
           <w:szCs w:val="19"/>
         </w:rPr>
         <w:br/>
-        <w:t xml:space="preserve">Lo sé porque ___.</w:t>
-      </w:r>
-    </w:p>
-    <w:p>
-      <w:pPr>
-        <w:spacing w:after="60"/>
-      </w:pPr>
-      <w:r>
-        <w:rPr>
-          <w:color w:val="1A2733"/>
-          <w:sz w:val="21"/>
-          <w:szCs w:val="21"/>
-        </w:rPr>
-        <w:t xml:space="preserve">So ___.</w:t>
-      </w:r>
-      <w:r>
-        <w:rPr>
-          <w:i/>
-          <w:iCs/>
-          <w:color w:val="5F6F80"/>
-          <w:sz w:val="19"/>
-          <w:szCs w:val="19"/>
-        </w:rPr>
-        <w:br/>
-        <w:t xml:space="preserve">Entonces ___.</w:t>
+        <w:t xml:space="preserve">Mi evidencia es ___, entonces ___.</w:t>
       </w:r>
     </w:p>
     <w:tbl>
@@ -2836,78 +2538,6 @@
         <w:t xml:space="preserve">Escribe una afirmación, da evidencia matemática y explica tu razonamiento.</w:t>
       </w:r>
     </w:p>
-    <w:p>
-      <w:pPr>
-        <w:spacing w:after="60"/>
-      </w:pPr>
-      <w:r>
-        <w:rPr>
-          <w:color w:val="1A2733"/>
-          <w:sz w:val="21"/>
-          <w:szCs w:val="21"/>
-        </w:rPr>
-        <w:t xml:space="preserve">My claim is ___.</w:t>
-      </w:r>
-      <w:r>
-        <w:rPr>
-          <w:i/>
-          <w:iCs/>
-          <w:color w:val="5F6F80"/>
-          <w:sz w:val="19"/>
-          <w:szCs w:val="19"/>
-        </w:rPr>
-        <w:br/>
-        <w:t xml:space="preserve">Mi afirmación es ___.</w:t>
-      </w:r>
-    </w:p>
-    <w:p>
-      <w:pPr>
-        <w:spacing w:after="60"/>
-      </w:pPr>
-      <w:r>
-        <w:rPr>
-          <w:color w:val="1A2733"/>
-          <w:sz w:val="21"/>
-          <w:szCs w:val="21"/>
-        </w:rPr>
-        <w:t xml:space="preserve">My math evidence is ___.</w:t>
-      </w:r>
-      <w:r>
-        <w:rPr>
-          <w:i/>
-          <w:iCs/>
-          <w:color w:val="5F6F80"/>
-          <w:sz w:val="19"/>
-          <w:szCs w:val="19"/>
-        </w:rPr>
-        <w:br/>
-        <w:t xml:space="preserve">Mi evidencia matemática es ___.</w:t>
-      </w:r>
-    </w:p>
-    <w:p>
-      <w:pPr>
-        <w:spacing w:after="60"/>
-      </w:pPr>
-      <w:r>
-        <w:rPr>
-          <w:color w:val="1A2733"/>
-          <w:sz w:val="21"/>
-          <w:szCs w:val="21"/>
-        </w:rPr>
-        <w:t xml:space="preserve">This proves ___ because ___.</w:t>
-      </w:r>
-      <w:r>
-        <w:rPr>
-          <w:i/>
-          <w:iCs/>
-          <w:color w:val="5F6F80"/>
-          <w:sz w:val="19"/>
-          <w:szCs w:val="19"/>
-        </w:rPr>
-        <w:br/>
-        <w:t xml:space="preserve">Esto demuestra ___ porque ___.</w:t>
-      </w:r>
-    </w:p>
     <w:tbl>
       <w:tblPr>
         <w:tblW w:type="pct" w:w="100%"/>
@@ -2990,7 +2620,7 @@
           <w:sz w:val="24"/>
           <w:szCs w:val="24"/>
         </w:rPr>
-        <w:t xml:space="preserve">4. Check Your Explanation</w:t>
+        <w:t xml:space="preserve">Check Your Explanation</w:t>
       </w:r>
       <w:r>
         <w:rPr>
@@ -3000,7 +2630,7 @@
           <w:sz w:val="19"/>
           <w:szCs w:val="19"/>
         </w:rPr>
-        <w:t xml:space="preserve">   five quick checks</w:t>
+        <w:t xml:space="preserve">   three quick checks</w:t>
       </w:r>
     </w:p>
     <w:p>
@@ -3024,17 +2654,6 @@
         </w:rPr>
         <w:t xml:space="preserve">I answered the question.</w:t>
       </w:r>
-      <w:r>
-        <w:rPr>
-          <w:i/>
-          <w:iCs/>
-          <w:color w:val="5F6F80"/>
-          <w:sz w:val="18"/>
-          <w:szCs w:val="18"/>
-        </w:rPr>
-        <w:br/>
-        <w:t xml:space="preserve">Respondí la pregunta.</w:t>
-      </w:r>
     </w:p>
     <w:p>
       <w:pPr>
@@ -3055,18 +2674,7 @@
           <w:sz w:val="20"/>
           <w:szCs w:val="20"/>
         </w:rPr>
-        <w:t xml:space="preserve">I used math evidence: numbers, an equation, a model, or a comparison.</w:t>
-      </w:r>
-      <w:r>
-        <w:rPr>
-          <w:i/>
-          <w:iCs/>
-          <w:color w:val="5F6F80"/>
-          <w:sz w:val="18"/>
-          <w:szCs w:val="18"/>
-        </w:rPr>
-        <w:br/>
-        <w:t xml:space="preserve">Usé evidencia matemática: números, una ecuación, un modelo o una comparación.</w:t>
+        <w:t xml:space="preserve">I used math evidence: numbers, an equation, or a model.</w:t>
       </w:r>
     </w:p>
     <w:p>
@@ -3088,84 +2696,7 @@
           <w:sz w:val="20"/>
           <w:szCs w:val="20"/>
         </w:rPr>
-        <w:t xml:space="preserve">I explained how the evidence proves my answer.</w:t>
-      </w:r>
-      <w:r>
-        <w:rPr>
-          <w:i/>
-          <w:iCs/>
-          <w:color w:val="5F6F80"/>
-          <w:sz w:val="18"/>
-          <w:szCs w:val="18"/>
-        </w:rPr>
-        <w:br/>
-        <w:t xml:space="preserve">Expliqué cómo la evidencia demuestra mi respuesta.</w:t>
-      </w:r>
-    </w:p>
-    <w:p>
-      <w:pPr>
-        <w:spacing w:after="80"/>
-      </w:pPr>
-      <w:r>
-        <w:rPr>
-          <w:b/>
-          <w:bCs/>
-          <w:color w:val="1FA6A2"/>
-          <w:sz w:val="22"/>
-          <w:szCs w:val="22"/>
-        </w:rPr>
-        <w:t xml:space="preserve">☐  </w:t>
-      </w:r>
-      <w:r>
-        <w:rPr>
-          <w:sz w:val="20"/>
-          <w:szCs w:val="20"/>
-        </w:rPr>
         <w:t xml:space="preserve">I used at least two math words.</w:t>
-      </w:r>
-      <w:r>
-        <w:rPr>
-          <w:i/>
-          <w:iCs/>
-          <w:color w:val="5F6F80"/>
-          <w:sz w:val="18"/>
-          <w:szCs w:val="18"/>
-        </w:rPr>
-        <w:br/>
-        <w:t xml:space="preserve">Usé por lo menos dos palabras matemáticas.</w:t>
-      </w:r>
-    </w:p>
-    <w:p>
-      <w:pPr>
-        <w:spacing w:after="80"/>
-      </w:pPr>
-      <w:r>
-        <w:rPr>
-          <w:b/>
-          <w:bCs/>
-          <w:color w:val="1FA6A2"/>
-          <w:sz w:val="22"/>
-          <w:szCs w:val="22"/>
-        </w:rPr>
-        <w:t xml:space="preserve">☐  </w:t>
-      </w:r>
-      <w:r>
-        <w:rPr>
-          <w:sz w:val="20"/>
-          <w:szCs w:val="20"/>
-        </w:rPr>
-        <w:t xml:space="preserve">I reread complete sentences and punctuation.</w:t>
-      </w:r>
-      <w:r>
-        <w:rPr>
-          <w:i/>
-          <w:iCs/>
-          <w:color w:val="5F6F80"/>
-          <w:sz w:val="18"/>
-          <w:szCs w:val="18"/>
-        </w:rPr>
-        <w:br/>
-        <w:t xml:space="preserve">Volví a leer mis oraciones completas y la puntuación.</w:t>
       </w:r>
     </w:p>
     <w:p>
@@ -3253,7 +2784,7 @@
                 <w:sz w:val="22"/>
                 <w:szCs w:val="22"/>
               </w:rPr>
-              <w:t xml:space="preserve">Ranking Treasure Depths</w:t>
+              <w:t xml:space="preserve">Trivia Game</w:t>
             </w:r>
           </w:p>
           <w:p>
@@ -3265,7 +2796,7 @@
                 <w:sz w:val="21"/>
                 <w:szCs w:val="21"/>
               </w:rPr>
-              <w:t xml:space="preserve">Captain Vega's crew found treasures at different depths underwater! The deeper the treasure, the more negative the elevation. A gold coin is at -2 meters, a silver crown is at -7 meters, and a ruby ring is at -5 meters. The crew needs to rank them from the shallowest (closest to the surface) to the deepest.</w:t>
+              <w:t xml:space="preserve">Lucy and Yuzuki are playing a trivia game with these rules: if a player answers a question correctly, they receive 1 point; if they answer incorrectly, they lose 0.25 point. The player with the greatest score wins the game. The final scores for two games are shown in the table. Who is the winner of each game?</w:t>
             </w:r>
           </w:p>
         </w:tc>
@@ -5297,7 +4828,7 @@
           <w:sz w:val="20"/>
           <w:szCs w:val="20"/>
         </w:rPr>
-        <w:t xml:space="preserve">☐  I answered the question.</w:t>
+        <w:t xml:space="preserve">☐  The answer to the math question is correct.</w:t>
       </w:r>
     </w:p>
     <w:p>
@@ -5309,7 +4840,7 @@
           <w:sz w:val="20"/>
           <w:szCs w:val="20"/>
         </w:rPr>
-        <w:t xml:space="preserve">☐  I used math evidence: numbers, an equation, a model, or a comparison.</w:t>
+        <w:t xml:space="preserve">☐  The evidence is real lesson mathematics (numbers, equation, or model), not restated claim.</w:t>
       </w:r>
     </w:p>
     <w:p>
@@ -5321,31 +4852,7 @@
           <w:sz w:val="20"/>
           <w:szCs w:val="20"/>
         </w:rPr>
-        <w:t xml:space="preserve">☐  I explained how the evidence proves my answer.</w:t>
-      </w:r>
-    </w:p>
-    <w:p>
-      <w:pPr>
-        <w:spacing w:after="80"/>
-      </w:pPr>
-      <w:r>
-        <w:rPr>
-          <w:sz w:val="20"/>
-          <w:szCs w:val="20"/>
-        </w:rPr>
-        <w:t xml:space="preserve">☐  I used at least two math words.</w:t>
-      </w:r>
-    </w:p>
-    <w:p>
-      <w:pPr>
-        <w:spacing w:after="80"/>
-      </w:pPr>
-      <w:r>
-        <w:rPr>
-          <w:sz w:val="20"/>
-          <w:szCs w:val="20"/>
-        </w:rPr>
-        <w:t xml:space="preserve">☐  I reread complete sentences and punctuation.</w:t>
+        <w:t xml:space="preserve">☐  The support level changed the language scaffolding, never the mathematical expectation.</w:t>
       </w:r>
     </w:p>
     <w:sectPr>
